--- a/22074679d_Project_Report.docx
+++ b/22074679d_Project_Report.docx
@@ -418,7 +418,6 @@
           <w:bCs/>
           <w:sz w:val="24"/>
           <w:szCs w:val="24"/>
-          <w:lang w:val="en-HK"/>
         </w:rPr>
       </w:pPr>
       <w:r>
@@ -2564,6 +2563,7 @@
       <w:r>
         <w:rPr>
           <w:rFonts w:ascii="Times New Roman" w:hAnsi="Times New Roman" w:cs="Times New Roman"/>
+          <w:noProof/>
           <w:sz w:val="24"/>
           <w:szCs w:val="24"/>
         </w:rPr>
@@ -2663,6 +2663,7 @@
       <w:r>
         <w:rPr>
           <w:rFonts w:ascii="Times New Roman" w:hAnsi="Times New Roman" w:cs="Times New Roman"/>
+          <w:noProof/>
           <w:sz w:val="24"/>
           <w:szCs w:val="24"/>
         </w:rPr>
@@ -3432,27 +3433,7 @@
           <w:szCs w:val="24"/>
           <w14:ligatures w14:val="standardContextual"/>
         </w:rPr>
-        <w:t xml:space="preserve">by adding the </w:t>
-      </w:r>
-      <w:r>
-        <w:rPr>
-          <w:rFonts w:ascii="Times New Roman" w:hAnsi="Times New Roman" w:cs="Times New Roman"/>
-          <w:noProof/>
-          <w:sz w:val="24"/>
-          <w:szCs w:val="24"/>
-          <w14:ligatures w14:val="standardContextual"/>
-        </w:rPr>
-        <w:t>/[file_name]</w:t>
-      </w:r>
-      <w:r>
-        <w:rPr>
-          <w:rFonts w:ascii="Times New Roman" w:hAnsi="Times New Roman" w:cs="Times New Roman"/>
-          <w:noProof/>
-          <w:sz w:val="24"/>
-          <w:szCs w:val="24"/>
-          <w14:ligatures w14:val="standardContextual"/>
-        </w:rPr>
-        <w:t xml:space="preserve"> in path</w:t>
+        <w:t>by adding the /[file_name] in path</w:t>
       </w:r>
       <w:r>
         <w:rPr>
@@ -3487,13 +3468,13 @@
         <mc:AlternateContent>
           <mc:Choice Requires="wps">
             <w:drawing>
-              <wp:anchor distT="0" distB="0" distL="114300" distR="114300" simplePos="0" relativeHeight="251661312" behindDoc="0" locked="0" layoutInCell="1" allowOverlap="1" wp14:anchorId="420CFD7F" wp14:editId="11ED4B61">
+              <wp:anchor distT="0" distB="0" distL="114300" distR="114300" simplePos="0" relativeHeight="251661312" behindDoc="0" locked="0" layoutInCell="1" allowOverlap="1" wp14:anchorId="420CFD7F" wp14:editId="0BF485EB">
                 <wp:simplePos x="0" y="0"/>
                 <wp:positionH relativeFrom="column">
                   <wp:posOffset>2788920</wp:posOffset>
                 </wp:positionH>
                 <wp:positionV relativeFrom="paragraph">
-                  <wp:posOffset>2008201</wp:posOffset>
+                  <wp:posOffset>2066026</wp:posOffset>
                 </wp:positionV>
                 <wp:extent cx="759460" cy="68580"/>
                 <wp:effectExtent l="12700" t="12700" r="15240" b="7620"/>
@@ -3555,7 +3536,7 @@
           </mc:Choice>
           <mc:Fallback>
             <w:pict>
-              <v:rect w14:anchorId="37D68A21" id="Rectangle 1" o:spid="_x0000_s1026" style="position:absolute;margin-left:219.6pt;margin-top:158.15pt;width:59.8pt;height:5.4pt;z-index:251661312;visibility:visible;mso-wrap-style:square;mso-width-percent:0;mso-height-percent:0;mso-wrap-distance-left:9pt;mso-wrap-distance-top:0;mso-wrap-distance-right:9pt;mso-wrap-distance-bottom:0;mso-position-horizontal:absolute;mso-position-horizontal-relative:text;mso-position-vertical:absolute;mso-position-vertical-relative:text;mso-width-percent:0;mso-height-percent:0;mso-width-relative:margin;mso-height-relative:margin;v-text-anchor:middle" o:gfxdata="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" filled="f" strokecolor="#e00" strokeweight="1.5pt"/>
+              <v:rect w14:anchorId="08081A2E" id="Rectangle 1" o:spid="_x0000_s1026" style="position:absolute;margin-left:219.6pt;margin-top:162.7pt;width:59.8pt;height:5.4pt;z-index:251661312;visibility:visible;mso-wrap-style:square;mso-width-percent:0;mso-height-percent:0;mso-wrap-distance-left:9pt;mso-wrap-distance-top:0;mso-wrap-distance-right:9pt;mso-wrap-distance-bottom:0;mso-position-horizontal:absolute;mso-position-horizontal-relative:text;mso-position-vertical:absolute;mso-position-vertical-relative:text;mso-width-percent:0;mso-height-percent:0;mso-width-relative:margin;mso-height-relative:margin;v-text-anchor:middle" o:gfxdata="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" filled="f" strokecolor="#e00" strokeweight="1.5pt"/>
             </w:pict>
           </mc:Fallback>
         </mc:AlternateContent>
@@ -3571,13 +3552,13 @@
         <mc:AlternateContent>
           <mc:Choice Requires="wps">
             <w:drawing>
-              <wp:anchor distT="0" distB="0" distL="114300" distR="114300" simplePos="0" relativeHeight="251663360" behindDoc="0" locked="0" layoutInCell="1" allowOverlap="1" wp14:anchorId="5A87A248" wp14:editId="1502F409">
+              <wp:anchor distT="0" distB="0" distL="114300" distR="114300" simplePos="0" relativeHeight="251663360" behindDoc="0" locked="0" layoutInCell="1" allowOverlap="1" wp14:anchorId="5A87A248" wp14:editId="44ECC702">
                 <wp:simplePos x="0" y="0"/>
                 <wp:positionH relativeFrom="column">
                   <wp:posOffset>26670</wp:posOffset>
                 </wp:positionH>
                 <wp:positionV relativeFrom="paragraph">
-                  <wp:posOffset>2000138</wp:posOffset>
+                  <wp:posOffset>2057029</wp:posOffset>
                 </wp:positionV>
                 <wp:extent cx="759460" cy="68580"/>
                 <wp:effectExtent l="12700" t="12700" r="15240" b="7620"/>
@@ -3639,7 +3620,7 @@
           </mc:Choice>
           <mc:Fallback>
             <w:pict>
-              <v:rect w14:anchorId="056E2F7F" id="Rectangle 1" o:spid="_x0000_s1026" style="position:absolute;margin-left:2.1pt;margin-top:157.5pt;width:59.8pt;height:5.4pt;z-index:251663360;visibility:visible;mso-wrap-style:square;mso-width-percent:0;mso-height-percent:0;mso-wrap-distance-left:9pt;mso-wrap-distance-top:0;mso-wrap-distance-right:9pt;mso-wrap-distance-bottom:0;mso-position-horizontal:absolute;mso-position-horizontal-relative:text;mso-position-vertical:absolute;mso-position-vertical-relative:text;mso-width-percent:0;mso-height-percent:0;mso-width-relative:margin;mso-height-relative:margin;v-text-anchor:middle" o:gfxdata="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" filled="f" strokecolor="#e00" strokeweight="1.5pt"/>
+              <v:rect w14:anchorId="4EB6A977" id="Rectangle 1" o:spid="_x0000_s1026" style="position:absolute;margin-left:2.1pt;margin-top:161.95pt;width:59.8pt;height:5.4pt;z-index:251663360;visibility:visible;mso-wrap-style:square;mso-width-percent:0;mso-height-percent:0;mso-wrap-distance-left:9pt;mso-wrap-distance-top:0;mso-wrap-distance-right:9pt;mso-wrap-distance-bottom:0;mso-position-horizontal:absolute;mso-position-horizontal-relative:text;mso-position-vertical:absolute;mso-position-vertical-relative:text;mso-width-percent:0;mso-height-percent:0;mso-width-relative:margin;mso-height-relative:margin;v-text-anchor:middle" o:gfxdata="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" filled="f" strokecolor="#e00" strokeweight="1.5pt"/>
             </w:pict>
           </mc:Fallback>
         </mc:AlternateContent>
@@ -3839,17 +3820,7 @@
           <w14:ligatures w14:val="standardContextual"/>
         </w:rPr>
         <w:tab/>
-        <w:t>Image</w:t>
-      </w:r>
-      <w:r>
-        <w:rPr>
-          <w:rFonts w:ascii="Times New Roman" w:hAnsi="Times New Roman" w:cs="Times New Roman"/>
-          <w:noProof/>
-          <w:sz w:val="24"/>
-          <w:szCs w:val="24"/>
-          <w14:ligatures w14:val="standardContextual"/>
-        </w:rPr>
-        <w:t xml:space="preserve"> (with content-type: </w:t>
+        <w:t xml:space="preserve">Image (with content-type: </w:t>
       </w:r>
       <w:r>
         <w:rPr>
@@ -4339,47 +4310,7 @@
           <w:szCs w:val="24"/>
           <w14:ligatures w14:val="standardContextual"/>
         </w:rPr>
-        <w:t xml:space="preserve">, use curl with wrong method, since the server only allow GET and HEAD, if using other method such as POST, return status code </w:t>
-      </w:r>
-      <w:r>
-        <w:rPr>
-          <w:rFonts w:ascii="Times New Roman" w:hAnsi="Times New Roman" w:cs="Times New Roman"/>
-          <w:noProof/>
-          <w:sz w:val="24"/>
-          <w:szCs w:val="24"/>
-          <w14:ligatures w14:val="standardContextual"/>
-        </w:rPr>
-        <w:t>400</w:t>
-      </w:r>
-      <w:r>
-        <w:rPr>
-          <w:rFonts w:ascii="Times New Roman" w:hAnsi="Times New Roman" w:cs="Times New Roman"/>
-          <w:noProof/>
-          <w:sz w:val="24"/>
-          <w:szCs w:val="24"/>
-          <w14:ligatures w14:val="standardContextual"/>
-        </w:rPr>
-        <w:t xml:space="preserve"> </w:t>
-      </w:r>
-      <w:r>
-        <w:rPr>
-          <w:rFonts w:ascii="Times New Roman" w:hAnsi="Times New Roman" w:cs="Times New Roman"/>
-          <w:noProof/>
-          <w:sz w:val="24"/>
-          <w:szCs w:val="24"/>
-          <w14:ligatures w14:val="standardContextual"/>
-        </w:rPr>
-        <w:t>Bad Request</w:t>
-      </w:r>
-      <w:r>
-        <w:rPr>
-          <w:rFonts w:ascii="Times New Roman" w:hAnsi="Times New Roman" w:cs="Times New Roman"/>
-          <w:noProof/>
-          <w:sz w:val="24"/>
-          <w:szCs w:val="24"/>
-          <w14:ligatures w14:val="standardContextual"/>
-        </w:rPr>
-        <w:t>:</w:t>
+        <w:t>, use curl with wrong method, since the server only allow GET and HEAD, if using other method such as POST, return status code 400 Bad Request:</w:t>
       </w:r>
     </w:p>
     <w:p>
@@ -4647,37 +4578,7 @@
           <w:szCs w:val="24"/>
           <w14:ligatures w14:val="standardContextual"/>
         </w:rPr>
-        <w:t>,</w:t>
-      </w:r>
-      <w:r>
-        <w:rPr>
-          <w:rFonts w:ascii="Times New Roman" w:hAnsi="Times New Roman" w:cs="Times New Roman"/>
-          <w:noProof/>
-          <w:sz w:val="24"/>
-          <w:szCs w:val="24"/>
-          <w14:ligatures w14:val="standardContextual"/>
-        </w:rPr>
-        <w:t xml:space="preserve"> </w:t>
-      </w:r>
-      <w:r>
-        <w:rPr>
-          <w:rFonts w:ascii="Times New Roman" w:hAnsi="Times New Roman" w:cs="Times New Roman"/>
-          <w:noProof/>
-          <w:sz w:val="24"/>
-          <w:szCs w:val="24"/>
-          <w14:ligatures w14:val="standardContextual"/>
-        </w:rPr>
-        <w:t>we could request server for a file that it don’t have access</w:t>
-      </w:r>
-      <w:r>
-        <w:rPr>
-          <w:rFonts w:ascii="Times New Roman" w:hAnsi="Times New Roman" w:cs="Times New Roman"/>
-          <w:noProof/>
-          <w:sz w:val="24"/>
-          <w:szCs w:val="24"/>
-          <w14:ligatures w14:val="standardContextual"/>
-        </w:rPr>
-        <w:t>:</w:t>
+        <w:t>, we could request server for a file that it don’t have access:</w:t>
       </w:r>
     </w:p>
     <w:p>
@@ -4987,6 +4888,7 @@
       <w:r>
         <w:rPr>
           <w:rFonts w:ascii="Times New Roman" w:hAnsi="Times New Roman" w:cs="Times New Roman"/>
+          <w:noProof/>
           <w:sz w:val="24"/>
           <w:szCs w:val="24"/>
         </w:rPr>
@@ -5260,55 +5162,7 @@
           <w:sz w:val="24"/>
           <w:szCs w:val="24"/>
         </w:rPr>
-        <w:t xml:space="preserve">, it has to change the </w:t>
-      </w:r>
-      <w:r>
-        <w:rPr>
-          <w:rFonts w:ascii="Times New Roman" w:hAnsi="Times New Roman" w:cs="Times New Roman"/>
-          <w:sz w:val="24"/>
-          <w:szCs w:val="24"/>
-        </w:rPr>
-        <w:t>Last-Modified and If-Modified-Since header</w:t>
-      </w:r>
-      <w:r>
-        <w:rPr>
-          <w:rFonts w:ascii="Times New Roman" w:hAnsi="Times New Roman" w:cs="Times New Roman"/>
-          <w:sz w:val="24"/>
-          <w:szCs w:val="24"/>
-        </w:rPr>
-        <w:t xml:space="preserve">, and in the request, we could acknowledge the server that we already seen it, by adding the header of the </w:t>
-      </w:r>
-      <w:r>
-        <w:rPr>
-          <w:rFonts w:ascii="Times New Roman" w:hAnsi="Times New Roman" w:cs="Times New Roman"/>
-          <w:sz w:val="24"/>
-          <w:szCs w:val="24"/>
-        </w:rPr>
-        <w:t>If-Modified-Since</w:t>
-      </w:r>
-      <w:r>
-        <w:rPr>
-          <w:rFonts w:ascii="Times New Roman" w:hAnsi="Times New Roman" w:cs="Times New Roman"/>
-          <w:sz w:val="24"/>
-          <w:szCs w:val="24"/>
-        </w:rPr>
-        <w:t xml:space="preserve"> later than the time of the </w:t>
-      </w:r>
-      <w:r>
-        <w:rPr>
-          <w:rFonts w:ascii="Times New Roman" w:hAnsi="Times New Roman" w:cs="Times New Roman"/>
-          <w:sz w:val="24"/>
-          <w:szCs w:val="24"/>
-        </w:rPr>
-        <w:t>Last-Modified</w:t>
-      </w:r>
-      <w:r>
-        <w:rPr>
-          <w:rFonts w:ascii="Times New Roman" w:hAnsi="Times New Roman" w:cs="Times New Roman"/>
-          <w:sz w:val="24"/>
-          <w:szCs w:val="24"/>
-        </w:rPr>
-        <w:t xml:space="preserve"> time stamp. </w:t>
+        <w:t xml:space="preserve">, it has to change the Last-Modified and If-Modified-Since header, and in the request, we could acknowledge the server that we already seen it, by adding the header of the If-Modified-Since later than the time of the Last-Modified time stamp. </w:t>
       </w:r>
     </w:p>
     <w:p>
@@ -5425,6 +5279,7 @@
       <w:r>
         <w:rPr>
           <w:rFonts w:ascii="Times New Roman" w:hAnsi="Times New Roman" w:cs="Times New Roman"/>
+          <w:noProof/>
           <w:sz w:val="24"/>
           <w:szCs w:val="24"/>
         </w:rPr>
@@ -5536,31 +5391,7 @@
           <w:sz w:val="24"/>
           <w:szCs w:val="24"/>
         </w:rPr>
-        <w:t xml:space="preserve"> header</w:t>
-      </w:r>
-      <w:r>
-        <w:rPr>
-          <w:rFonts w:ascii="Times New Roman" w:hAnsi="Times New Roman" w:cs="Times New Roman"/>
-          <w:sz w:val="24"/>
-          <w:szCs w:val="24"/>
-        </w:rPr>
-        <w:t xml:space="preserve"> should be later than the</w:t>
-      </w:r>
-      <w:r>
-        <w:rPr>
-          <w:rFonts w:ascii="Times New Roman" w:hAnsi="Times New Roman" w:cs="Times New Roman"/>
-          <w:sz w:val="24"/>
-          <w:szCs w:val="24"/>
-        </w:rPr>
-        <w:t xml:space="preserve"> 8:49 GMT</w:t>
-      </w:r>
-      <w:r>
-        <w:rPr>
-          <w:rFonts w:ascii="Times New Roman" w:hAnsi="Times New Roman" w:cs="Times New Roman"/>
-          <w:sz w:val="24"/>
-          <w:szCs w:val="24"/>
-        </w:rPr>
-        <w:t>, in this example, I used 9:00 GMT</w:t>
+        <w:t xml:space="preserve"> header should be later than the 8:49 GMT, in this example, I used 9:00 GMT</w:t>
       </w:r>
       <w:r>
         <w:rPr>
@@ -6333,15 +6164,7 @@
           <w:sz w:val="24"/>
           <w:szCs w:val="24"/>
         </w:rPr>
-        <w:t>Last-Modified and If-Modified-Since header</w:t>
-      </w:r>
-      <w:r>
-        <w:rPr>
-          <w:rFonts w:ascii="Times New Roman" w:hAnsi="Times New Roman" w:cs="Times New Roman"/>
-          <w:sz w:val="24"/>
-          <w:szCs w:val="24"/>
-        </w:rPr>
-        <w:t>, so every request is a GET method, but the persistent contains remained, with 5 second timeout if there is no new requests, connection would timeout</w:t>
+        <w:t>Last-Modified and If-Modified-Since header, so every request is a GET method, but the persistent contains remained, with 5 second timeout if there is no new requests, connection would timeout</w:t>
       </w:r>
       <w:r>
         <w:rPr>
@@ -8426,15 +8249,7 @@
           <w:sz w:val="24"/>
           <w:szCs w:val="24"/>
         </w:rPr>
-        <w:t>Below is 3 lines of the example for a connection with 200 OK copied directly from the logs.txt</w:t>
-      </w:r>
-      <w:r>
-        <w:rPr>
-          <w:rFonts w:ascii="Times New Roman" w:hAnsi="Times New Roman" w:cs="Times New Roman"/>
-          <w:sz w:val="24"/>
-          <w:szCs w:val="24"/>
-        </w:rPr>
-        <w:t xml:space="preserve">, the tab and </w:t>
+        <w:t xml:space="preserve">Below is 3 lines of the example for a connection with 200 OK copied directly from the logs.txt, the tab and </w:t>
       </w:r>
       <w:r>
         <w:rPr>
@@ -8982,13 +8797,44 @@
     </w:p>
     <w:p>
       <w:pPr>
+        <w:spacing w:after="160" w:line="278" w:lineRule="auto"/>
+        <w:rPr>
+          <w:rFonts w:ascii="Times New Roman" w:hAnsi="Times New Roman" w:cs="Times New Roman"/>
+          <w:sz w:val="24"/>
+          <w:szCs w:val="24"/>
+        </w:rPr>
+      </w:pPr>
+      <w:r>
+        <w:rPr>
+          <w:rFonts w:ascii="Times New Roman" w:hAnsi="Times New Roman" w:cs="Times New Roman"/>
+          <w:sz w:val="24"/>
+          <w:szCs w:val="24"/>
+        </w:rPr>
+        <w:br w:type="page"/>
+      </w:r>
+    </w:p>
+    <w:p>
+      <w:pPr>
         <w:ind w:right="-46"/>
         <w:rPr>
           <w:rFonts w:ascii="Times New Roman" w:hAnsi="Times New Roman" w:cs="Times New Roman"/>
-          <w:sz w:val="24"/>
-          <w:szCs w:val="24"/>
-        </w:rPr>
-      </w:pPr>
+          <w:b/>
+          <w:bCs/>
+          <w:sz w:val="28"/>
+          <w:szCs w:val="28"/>
+        </w:rPr>
+      </w:pPr>
+      <w:r>
+        <w:rPr>
+          <w:rFonts w:ascii="Times New Roman" w:hAnsi="Times New Roman" w:cs="Times New Roman"/>
+          <w:b/>
+          <w:bCs/>
+          <w:sz w:val="28"/>
+          <w:szCs w:val="28"/>
+        </w:rPr>
+        <w:lastRenderedPageBreak/>
+        <w:t>Appendix: Log File</w:t>
+      </w:r>
     </w:p>
     <w:p>
       <w:pPr>
@@ -8999,6 +8845,14 @@
           <w:szCs w:val="24"/>
         </w:rPr>
       </w:pPr>
+      <w:r>
+        <w:rPr>
+          <w:rFonts w:ascii="Times New Roman" w:hAnsi="Times New Roman" w:cs="Times New Roman"/>
+          <w:sz w:val="24"/>
+          <w:szCs w:val="24"/>
+        </w:rPr>
+        <w:t>5 Status code: 200, 304, 400, 403, 404</w:t>
+      </w:r>
     </w:p>
     <w:p>
       <w:pPr>
@@ -9009,6 +8863,4159 @@
           <w:szCs w:val="24"/>
         </w:rPr>
       </w:pPr>
+      <w:r>
+        <w:rPr>
+          <w:rFonts w:ascii="Times New Roman" w:hAnsi="Times New Roman" w:cs="Times New Roman"/>
+          <w:sz w:val="24"/>
+          <w:szCs w:val="24"/>
+        </w:rPr>
+        <w:t>EVENT=CONNECTION_START</w:t>
+      </w:r>
+      <w:r>
+        <w:rPr>
+          <w:rFonts w:ascii="Times New Roman" w:hAnsi="Times New Roman" w:cs="Times New Roman"/>
+          <w:sz w:val="24"/>
+          <w:szCs w:val="24"/>
+        </w:rPr>
+        <w:tab/>
+        <w:t>time=2026-04-26 17:48:58</w:t>
+      </w:r>
+      <w:r>
+        <w:rPr>
+          <w:rFonts w:ascii="Times New Roman" w:hAnsi="Times New Roman" w:cs="Times New Roman"/>
+          <w:sz w:val="24"/>
+          <w:szCs w:val="24"/>
+        </w:rPr>
+        <w:tab/>
+        <w:t>connection_id=19</w:t>
+      </w:r>
+      <w:r>
+        <w:rPr>
+          <w:rFonts w:ascii="Times New Roman" w:hAnsi="Times New Roman" w:cs="Times New Roman"/>
+          <w:sz w:val="24"/>
+          <w:szCs w:val="24"/>
+        </w:rPr>
+        <w:tab/>
+        <w:t>thread=client-19</w:t>
+      </w:r>
+      <w:r>
+        <w:rPr>
+          <w:rFonts w:ascii="Times New Roman" w:hAnsi="Times New Roman" w:cs="Times New Roman"/>
+          <w:sz w:val="24"/>
+          <w:szCs w:val="24"/>
+        </w:rPr>
+        <w:tab/>
+        <w:t>client=127.0.0.1:55537</w:t>
+      </w:r>
+      <w:r>
+        <w:rPr>
+          <w:rFonts w:ascii="Times New Roman" w:hAnsi="Times New Roman" w:cs="Times New Roman"/>
+          <w:sz w:val="24"/>
+          <w:szCs w:val="24"/>
+        </w:rPr>
+        <w:tab/>
+        <w:t>active_threads=2</w:t>
+      </w:r>
+    </w:p>
+    <w:p>
+      <w:pPr>
+        <w:ind w:right="-46"/>
+        <w:rPr>
+          <w:rFonts w:ascii="Times New Roman" w:hAnsi="Times New Roman" w:cs="Times New Roman"/>
+          <w:sz w:val="24"/>
+          <w:szCs w:val="24"/>
+        </w:rPr>
+      </w:pPr>
+      <w:r>
+        <w:rPr>
+          <w:rFonts w:ascii="Times New Roman" w:hAnsi="Times New Roman" w:cs="Times New Roman"/>
+          <w:sz w:val="24"/>
+          <w:szCs w:val="24"/>
+        </w:rPr>
+        <w:t>EVENT=REQUEST</w:t>
+      </w:r>
+      <w:r>
+        <w:rPr>
+          <w:rFonts w:ascii="Times New Roman" w:hAnsi="Times New Roman" w:cs="Times New Roman"/>
+          <w:sz w:val="24"/>
+          <w:szCs w:val="24"/>
+        </w:rPr>
+        <w:tab/>
+        <w:t>time=2026-04-26 17:48:58</w:t>
+      </w:r>
+      <w:r>
+        <w:rPr>
+          <w:rFonts w:ascii="Times New Roman" w:hAnsi="Times New Roman" w:cs="Times New Roman"/>
+          <w:sz w:val="24"/>
+          <w:szCs w:val="24"/>
+        </w:rPr>
+        <w:tab/>
+        <w:t>connection_id=19</w:t>
+      </w:r>
+      <w:r>
+        <w:rPr>
+          <w:rFonts w:ascii="Times New Roman" w:hAnsi="Times New Roman" w:cs="Times New Roman"/>
+          <w:sz w:val="24"/>
+          <w:szCs w:val="24"/>
+        </w:rPr>
+        <w:tab/>
+        <w:t>thread=client-19</w:t>
+      </w:r>
+      <w:r>
+        <w:rPr>
+          <w:rFonts w:ascii="Times New Roman" w:hAnsi="Times New Roman" w:cs="Times New Roman"/>
+          <w:sz w:val="24"/>
+          <w:szCs w:val="24"/>
+        </w:rPr>
+        <w:tab/>
+        <w:t>client=127.0.0.1:55537</w:t>
+      </w:r>
+      <w:r>
+        <w:rPr>
+          <w:rFonts w:ascii="Times New Roman" w:hAnsi="Times New Roman" w:cs="Times New Roman"/>
+          <w:sz w:val="24"/>
+          <w:szCs w:val="24"/>
+        </w:rPr>
+        <w:tab/>
+        <w:t>method=GET</w:t>
+      </w:r>
+      <w:r>
+        <w:rPr>
+          <w:rFonts w:ascii="Times New Roman" w:hAnsi="Times New Roman" w:cs="Times New Roman"/>
+          <w:sz w:val="24"/>
+          <w:szCs w:val="24"/>
+        </w:rPr>
+        <w:tab/>
+        <w:t>target=/sample.txt</w:t>
+      </w:r>
+      <w:r>
+        <w:rPr>
+          <w:rFonts w:ascii="Times New Roman" w:hAnsi="Times New Roman" w:cs="Times New Roman"/>
+          <w:sz w:val="24"/>
+          <w:szCs w:val="24"/>
+        </w:rPr>
+        <w:tab/>
+        <w:t>version=HTTP/1.1</w:t>
+      </w:r>
+      <w:r>
+        <w:rPr>
+          <w:rFonts w:ascii="Times New Roman" w:hAnsi="Times New Roman" w:cs="Times New Roman"/>
+          <w:sz w:val="24"/>
+          <w:szCs w:val="24"/>
+        </w:rPr>
+        <w:tab/>
+      </w:r>
+      <w:r>
+        <w:rPr>
+          <w:rFonts w:ascii="Times New Roman" w:hAnsi="Times New Roman" w:cs="Times New Roman"/>
+          <w:sz w:val="24"/>
+          <w:szCs w:val="24"/>
+          <w:highlight w:val="yellow"/>
+        </w:rPr>
+        <w:t>status_code=</w:t>
+      </w:r>
+      <w:r>
+        <w:rPr>
+          <w:rFonts w:ascii="Times New Roman" w:hAnsi="Times New Roman" w:cs="Times New Roman"/>
+          <w:b/>
+          <w:bCs/>
+          <w:sz w:val="24"/>
+          <w:szCs w:val="24"/>
+          <w:highlight w:val="yellow"/>
+        </w:rPr>
+        <w:t>200</w:t>
+      </w:r>
+      <w:r>
+        <w:rPr>
+          <w:rFonts w:ascii="Times New Roman" w:hAnsi="Times New Roman" w:cs="Times New Roman"/>
+          <w:sz w:val="24"/>
+          <w:szCs w:val="24"/>
+        </w:rPr>
+        <w:tab/>
+        <w:t>status_text=OK</w:t>
+      </w:r>
+      <w:r>
+        <w:rPr>
+          <w:rFonts w:ascii="Times New Roman" w:hAnsi="Times New Roman" w:cs="Times New Roman"/>
+          <w:sz w:val="24"/>
+          <w:szCs w:val="24"/>
+        </w:rPr>
+        <w:tab/>
+        <w:t>persistent=True</w:t>
+      </w:r>
+    </w:p>
+    <w:p>
+      <w:pPr>
+        <w:ind w:right="-46"/>
+        <w:rPr>
+          <w:rFonts w:ascii="Times New Roman" w:hAnsi="Times New Roman" w:cs="Times New Roman"/>
+          <w:sz w:val="24"/>
+          <w:szCs w:val="24"/>
+        </w:rPr>
+      </w:pPr>
+      <w:r>
+        <w:rPr>
+          <w:rFonts w:ascii="Times New Roman" w:hAnsi="Times New Roman" w:cs="Times New Roman"/>
+          <w:sz w:val="24"/>
+          <w:szCs w:val="24"/>
+        </w:rPr>
+        <w:t>EVENT=CONNECTION_END</w:t>
+      </w:r>
+      <w:r>
+        <w:rPr>
+          <w:rFonts w:ascii="Times New Roman" w:hAnsi="Times New Roman" w:cs="Times New Roman"/>
+          <w:sz w:val="24"/>
+          <w:szCs w:val="24"/>
+        </w:rPr>
+        <w:tab/>
+        <w:t>time=2026-04-26 17:48:58</w:t>
+      </w:r>
+      <w:r>
+        <w:rPr>
+          <w:rFonts w:ascii="Times New Roman" w:hAnsi="Times New Roman" w:cs="Times New Roman"/>
+          <w:sz w:val="24"/>
+          <w:szCs w:val="24"/>
+        </w:rPr>
+        <w:tab/>
+        <w:t>connection_id=19</w:t>
+      </w:r>
+      <w:r>
+        <w:rPr>
+          <w:rFonts w:ascii="Times New Roman" w:hAnsi="Times New Roman" w:cs="Times New Roman"/>
+          <w:sz w:val="24"/>
+          <w:szCs w:val="24"/>
+        </w:rPr>
+        <w:tab/>
+        <w:t>thread=client-19</w:t>
+      </w:r>
+      <w:r>
+        <w:rPr>
+          <w:rFonts w:ascii="Times New Roman" w:hAnsi="Times New Roman" w:cs="Times New Roman"/>
+          <w:sz w:val="24"/>
+          <w:szCs w:val="24"/>
+        </w:rPr>
+        <w:tab/>
+        <w:t>client=127.0.0.1:55537</w:t>
+      </w:r>
+      <w:r>
+        <w:rPr>
+          <w:rFonts w:ascii="Times New Roman" w:hAnsi="Times New Roman" w:cs="Times New Roman"/>
+          <w:sz w:val="24"/>
+          <w:szCs w:val="24"/>
+        </w:rPr>
+        <w:tab/>
+        <w:t>total_requests=1</w:t>
+      </w:r>
+      <w:r>
+        <w:rPr>
+          <w:rFonts w:ascii="Times New Roman" w:hAnsi="Times New Roman" w:cs="Times New Roman"/>
+          <w:sz w:val="24"/>
+          <w:szCs w:val="24"/>
+        </w:rPr>
+        <w:tab/>
+        <w:t>reason=client_closed_connection</w:t>
+      </w:r>
+    </w:p>
+    <w:p>
+      <w:pPr>
+        <w:ind w:right="-46"/>
+        <w:rPr>
+          <w:rFonts w:ascii="Times New Roman" w:hAnsi="Times New Roman" w:cs="Times New Roman"/>
+          <w:sz w:val="24"/>
+          <w:szCs w:val="24"/>
+        </w:rPr>
+      </w:pPr>
+      <w:r>
+        <w:rPr>
+          <w:rFonts w:ascii="Times New Roman" w:hAnsi="Times New Roman" w:cs="Times New Roman"/>
+          <w:sz w:val="24"/>
+          <w:szCs w:val="24"/>
+        </w:rPr>
+        <w:t>EVENT=CONNECTION_START</w:t>
+      </w:r>
+      <w:r>
+        <w:rPr>
+          <w:rFonts w:ascii="Times New Roman" w:hAnsi="Times New Roman" w:cs="Times New Roman"/>
+          <w:sz w:val="24"/>
+          <w:szCs w:val="24"/>
+        </w:rPr>
+        <w:tab/>
+        <w:t>time=2026-04-26 17:53:17</w:t>
+      </w:r>
+      <w:r>
+        <w:rPr>
+          <w:rFonts w:ascii="Times New Roman" w:hAnsi="Times New Roman" w:cs="Times New Roman"/>
+          <w:sz w:val="24"/>
+          <w:szCs w:val="24"/>
+        </w:rPr>
+        <w:tab/>
+        <w:t>connection_id=20</w:t>
+      </w:r>
+      <w:r>
+        <w:rPr>
+          <w:rFonts w:ascii="Times New Roman" w:hAnsi="Times New Roman" w:cs="Times New Roman"/>
+          <w:sz w:val="24"/>
+          <w:szCs w:val="24"/>
+        </w:rPr>
+        <w:tab/>
+        <w:t>thread=client-20</w:t>
+      </w:r>
+      <w:r>
+        <w:rPr>
+          <w:rFonts w:ascii="Times New Roman" w:hAnsi="Times New Roman" w:cs="Times New Roman"/>
+          <w:sz w:val="24"/>
+          <w:szCs w:val="24"/>
+        </w:rPr>
+        <w:tab/>
+        <w:t>client=127.0.0.1:55564</w:t>
+      </w:r>
+      <w:r>
+        <w:rPr>
+          <w:rFonts w:ascii="Times New Roman" w:hAnsi="Times New Roman" w:cs="Times New Roman"/>
+          <w:sz w:val="24"/>
+          <w:szCs w:val="24"/>
+        </w:rPr>
+        <w:tab/>
+        <w:t>active_threads=2</w:t>
+      </w:r>
+    </w:p>
+    <w:p>
+      <w:pPr>
+        <w:ind w:right="-46"/>
+        <w:rPr>
+          <w:rFonts w:ascii="Times New Roman" w:hAnsi="Times New Roman" w:cs="Times New Roman"/>
+          <w:sz w:val="24"/>
+          <w:szCs w:val="24"/>
+        </w:rPr>
+      </w:pPr>
+      <w:r>
+        <w:rPr>
+          <w:rFonts w:ascii="Times New Roman" w:hAnsi="Times New Roman" w:cs="Times New Roman"/>
+          <w:sz w:val="24"/>
+          <w:szCs w:val="24"/>
+        </w:rPr>
+        <w:t>EVENT=REQUEST</w:t>
+      </w:r>
+      <w:r>
+        <w:rPr>
+          <w:rFonts w:ascii="Times New Roman" w:hAnsi="Times New Roman" w:cs="Times New Roman"/>
+          <w:sz w:val="24"/>
+          <w:szCs w:val="24"/>
+        </w:rPr>
+        <w:tab/>
+        <w:t>time=2026-04-26 17:53:17</w:t>
+      </w:r>
+      <w:r>
+        <w:rPr>
+          <w:rFonts w:ascii="Times New Roman" w:hAnsi="Times New Roman" w:cs="Times New Roman"/>
+          <w:sz w:val="24"/>
+          <w:szCs w:val="24"/>
+        </w:rPr>
+        <w:tab/>
+        <w:t>connection_id=20</w:t>
+      </w:r>
+      <w:r>
+        <w:rPr>
+          <w:rFonts w:ascii="Times New Roman" w:hAnsi="Times New Roman" w:cs="Times New Roman"/>
+          <w:sz w:val="24"/>
+          <w:szCs w:val="24"/>
+        </w:rPr>
+        <w:tab/>
+        <w:t>thread=client-20</w:t>
+      </w:r>
+      <w:r>
+        <w:rPr>
+          <w:rFonts w:ascii="Times New Roman" w:hAnsi="Times New Roman" w:cs="Times New Roman"/>
+          <w:sz w:val="24"/>
+          <w:szCs w:val="24"/>
+        </w:rPr>
+        <w:tab/>
+        <w:t>client=127.0.0.1:55564</w:t>
+      </w:r>
+      <w:r>
+        <w:rPr>
+          <w:rFonts w:ascii="Times New Roman" w:hAnsi="Times New Roman" w:cs="Times New Roman"/>
+          <w:sz w:val="24"/>
+          <w:szCs w:val="24"/>
+        </w:rPr>
+        <w:tab/>
+        <w:t>method=POST</w:t>
+      </w:r>
+      <w:r>
+        <w:rPr>
+          <w:rFonts w:ascii="Times New Roman" w:hAnsi="Times New Roman" w:cs="Times New Roman"/>
+          <w:sz w:val="24"/>
+          <w:szCs w:val="24"/>
+        </w:rPr>
+        <w:tab/>
+        <w:t>target=/sample.txt</w:t>
+      </w:r>
+      <w:r>
+        <w:rPr>
+          <w:rFonts w:ascii="Times New Roman" w:hAnsi="Times New Roman" w:cs="Times New Roman"/>
+          <w:sz w:val="24"/>
+          <w:szCs w:val="24"/>
+        </w:rPr>
+        <w:tab/>
+        <w:t>version=HTTP/1.1</w:t>
+      </w:r>
+      <w:r>
+        <w:rPr>
+          <w:rFonts w:ascii="Times New Roman" w:hAnsi="Times New Roman" w:cs="Times New Roman"/>
+          <w:sz w:val="24"/>
+          <w:szCs w:val="24"/>
+        </w:rPr>
+        <w:tab/>
+      </w:r>
+      <w:r>
+        <w:rPr>
+          <w:rFonts w:ascii="Times New Roman" w:hAnsi="Times New Roman" w:cs="Times New Roman"/>
+          <w:sz w:val="24"/>
+          <w:szCs w:val="24"/>
+          <w:highlight w:val="yellow"/>
+        </w:rPr>
+        <w:t>status_code=</w:t>
+      </w:r>
+      <w:r>
+        <w:rPr>
+          <w:rFonts w:ascii="Times New Roman" w:hAnsi="Times New Roman" w:cs="Times New Roman"/>
+          <w:b/>
+          <w:bCs/>
+          <w:sz w:val="24"/>
+          <w:szCs w:val="24"/>
+          <w:highlight w:val="yellow"/>
+        </w:rPr>
+        <w:t>400</w:t>
+      </w:r>
+      <w:r>
+        <w:rPr>
+          <w:rFonts w:ascii="Times New Roman" w:hAnsi="Times New Roman" w:cs="Times New Roman"/>
+          <w:sz w:val="24"/>
+          <w:szCs w:val="24"/>
+        </w:rPr>
+        <w:tab/>
+        <w:t>status_text=Bad Request</w:t>
+      </w:r>
+      <w:r>
+        <w:rPr>
+          <w:rFonts w:ascii="Times New Roman" w:hAnsi="Times New Roman" w:cs="Times New Roman"/>
+          <w:sz w:val="24"/>
+          <w:szCs w:val="24"/>
+        </w:rPr>
+        <w:tab/>
+        <w:t>persistent=False</w:t>
+      </w:r>
+    </w:p>
+    <w:p>
+      <w:pPr>
+        <w:ind w:right="-46"/>
+        <w:rPr>
+          <w:rFonts w:ascii="Times New Roman" w:hAnsi="Times New Roman" w:cs="Times New Roman"/>
+          <w:sz w:val="24"/>
+          <w:szCs w:val="24"/>
+        </w:rPr>
+      </w:pPr>
+      <w:r>
+        <w:rPr>
+          <w:rFonts w:ascii="Times New Roman" w:hAnsi="Times New Roman" w:cs="Times New Roman"/>
+          <w:sz w:val="24"/>
+          <w:szCs w:val="24"/>
+        </w:rPr>
+        <w:t>EVENT=CONNECTION_END</w:t>
+      </w:r>
+      <w:r>
+        <w:rPr>
+          <w:rFonts w:ascii="Times New Roman" w:hAnsi="Times New Roman" w:cs="Times New Roman"/>
+          <w:sz w:val="24"/>
+          <w:szCs w:val="24"/>
+        </w:rPr>
+        <w:tab/>
+        <w:t>time=2026-04-26 17:53:17</w:t>
+      </w:r>
+      <w:r>
+        <w:rPr>
+          <w:rFonts w:ascii="Times New Roman" w:hAnsi="Times New Roman" w:cs="Times New Roman"/>
+          <w:sz w:val="24"/>
+          <w:szCs w:val="24"/>
+        </w:rPr>
+        <w:tab/>
+        <w:t>connection_id=20</w:t>
+      </w:r>
+      <w:r>
+        <w:rPr>
+          <w:rFonts w:ascii="Times New Roman" w:hAnsi="Times New Roman" w:cs="Times New Roman"/>
+          <w:sz w:val="24"/>
+          <w:szCs w:val="24"/>
+        </w:rPr>
+        <w:tab/>
+        <w:t>thread=client-20</w:t>
+      </w:r>
+      <w:r>
+        <w:rPr>
+          <w:rFonts w:ascii="Times New Roman" w:hAnsi="Times New Roman" w:cs="Times New Roman"/>
+          <w:sz w:val="24"/>
+          <w:szCs w:val="24"/>
+        </w:rPr>
+        <w:tab/>
+        <w:t>client=127.0.0.1:55564</w:t>
+      </w:r>
+      <w:r>
+        <w:rPr>
+          <w:rFonts w:ascii="Times New Roman" w:hAnsi="Times New Roman" w:cs="Times New Roman"/>
+          <w:sz w:val="24"/>
+          <w:szCs w:val="24"/>
+        </w:rPr>
+        <w:tab/>
+        <w:t>total_requests=1</w:t>
+      </w:r>
+      <w:r>
+        <w:rPr>
+          <w:rFonts w:ascii="Times New Roman" w:hAnsi="Times New Roman" w:cs="Times New Roman"/>
+          <w:sz w:val="24"/>
+          <w:szCs w:val="24"/>
+        </w:rPr>
+        <w:tab/>
+        <w:t>reason=connection_header_close</w:t>
+      </w:r>
+    </w:p>
+    <w:p>
+      <w:pPr>
+        <w:ind w:right="-46"/>
+        <w:rPr>
+          <w:rFonts w:ascii="Times New Roman" w:hAnsi="Times New Roman" w:cs="Times New Roman"/>
+          <w:sz w:val="24"/>
+          <w:szCs w:val="24"/>
+        </w:rPr>
+      </w:pPr>
+      <w:r>
+        <w:rPr>
+          <w:rFonts w:ascii="Times New Roman" w:hAnsi="Times New Roman" w:cs="Times New Roman"/>
+          <w:sz w:val="24"/>
+          <w:szCs w:val="24"/>
+        </w:rPr>
+        <w:t>EVENT=CONNECTION_START</w:t>
+      </w:r>
+      <w:r>
+        <w:rPr>
+          <w:rFonts w:ascii="Times New Roman" w:hAnsi="Times New Roman" w:cs="Times New Roman"/>
+          <w:sz w:val="24"/>
+          <w:szCs w:val="24"/>
+        </w:rPr>
+        <w:tab/>
+        <w:t>time=2026-04-26 17:58:37</w:t>
+      </w:r>
+      <w:r>
+        <w:rPr>
+          <w:rFonts w:ascii="Times New Roman" w:hAnsi="Times New Roman" w:cs="Times New Roman"/>
+          <w:sz w:val="24"/>
+          <w:szCs w:val="24"/>
+        </w:rPr>
+        <w:tab/>
+        <w:t>connection_id=21</w:t>
+      </w:r>
+      <w:r>
+        <w:rPr>
+          <w:rFonts w:ascii="Times New Roman" w:hAnsi="Times New Roman" w:cs="Times New Roman"/>
+          <w:sz w:val="24"/>
+          <w:szCs w:val="24"/>
+        </w:rPr>
+        <w:tab/>
+        <w:t>thread=client-21</w:t>
+      </w:r>
+      <w:r>
+        <w:rPr>
+          <w:rFonts w:ascii="Times New Roman" w:hAnsi="Times New Roman" w:cs="Times New Roman"/>
+          <w:sz w:val="24"/>
+          <w:szCs w:val="24"/>
+        </w:rPr>
+        <w:tab/>
+        <w:t>client=127.0.0.1:55583</w:t>
+      </w:r>
+      <w:r>
+        <w:rPr>
+          <w:rFonts w:ascii="Times New Roman" w:hAnsi="Times New Roman" w:cs="Times New Roman"/>
+          <w:sz w:val="24"/>
+          <w:szCs w:val="24"/>
+        </w:rPr>
+        <w:tab/>
+        <w:t>active_threads=2</w:t>
+      </w:r>
+    </w:p>
+    <w:p>
+      <w:pPr>
+        <w:ind w:right="-46"/>
+        <w:rPr>
+          <w:rFonts w:ascii="Times New Roman" w:hAnsi="Times New Roman" w:cs="Times New Roman"/>
+          <w:sz w:val="24"/>
+          <w:szCs w:val="24"/>
+        </w:rPr>
+      </w:pPr>
+      <w:r>
+        <w:rPr>
+          <w:rFonts w:ascii="Times New Roman" w:hAnsi="Times New Roman" w:cs="Times New Roman"/>
+          <w:sz w:val="24"/>
+          <w:szCs w:val="24"/>
+        </w:rPr>
+        <w:t>EVENT=REQUEST</w:t>
+      </w:r>
+      <w:r>
+        <w:rPr>
+          <w:rFonts w:ascii="Times New Roman" w:hAnsi="Times New Roman" w:cs="Times New Roman"/>
+          <w:sz w:val="24"/>
+          <w:szCs w:val="24"/>
+        </w:rPr>
+        <w:tab/>
+        <w:t>time=2026-04-26 17:58:37</w:t>
+      </w:r>
+      <w:r>
+        <w:rPr>
+          <w:rFonts w:ascii="Times New Roman" w:hAnsi="Times New Roman" w:cs="Times New Roman"/>
+          <w:sz w:val="24"/>
+          <w:szCs w:val="24"/>
+        </w:rPr>
+        <w:tab/>
+        <w:t>connection_id=21</w:t>
+      </w:r>
+      <w:r>
+        <w:rPr>
+          <w:rFonts w:ascii="Times New Roman" w:hAnsi="Times New Roman" w:cs="Times New Roman"/>
+          <w:sz w:val="24"/>
+          <w:szCs w:val="24"/>
+        </w:rPr>
+        <w:tab/>
+        <w:t>thread=client-21</w:t>
+      </w:r>
+      <w:r>
+        <w:rPr>
+          <w:rFonts w:ascii="Times New Roman" w:hAnsi="Times New Roman" w:cs="Times New Roman"/>
+          <w:sz w:val="24"/>
+          <w:szCs w:val="24"/>
+        </w:rPr>
+        <w:tab/>
+        <w:t>client=127.0.0.1:55583</w:t>
+      </w:r>
+      <w:r>
+        <w:rPr>
+          <w:rFonts w:ascii="Times New Roman" w:hAnsi="Times New Roman" w:cs="Times New Roman"/>
+          <w:sz w:val="24"/>
+          <w:szCs w:val="24"/>
+        </w:rPr>
+        <w:tab/>
+        <w:t>method=GET</w:t>
+      </w:r>
+      <w:r>
+        <w:rPr>
+          <w:rFonts w:ascii="Times New Roman" w:hAnsi="Times New Roman" w:cs="Times New Roman"/>
+          <w:sz w:val="24"/>
+          <w:szCs w:val="24"/>
+        </w:rPr>
+        <w:tab/>
+        <w:t>target=/403.txt</w:t>
+      </w:r>
+      <w:r>
+        <w:rPr>
+          <w:rFonts w:ascii="Times New Roman" w:hAnsi="Times New Roman" w:cs="Times New Roman"/>
+          <w:sz w:val="24"/>
+          <w:szCs w:val="24"/>
+        </w:rPr>
+        <w:tab/>
+        <w:t>version=HTTP/1.1</w:t>
+      </w:r>
+      <w:r>
+        <w:rPr>
+          <w:rFonts w:ascii="Times New Roman" w:hAnsi="Times New Roman" w:cs="Times New Roman"/>
+          <w:sz w:val="24"/>
+          <w:szCs w:val="24"/>
+        </w:rPr>
+        <w:tab/>
+      </w:r>
+      <w:r>
+        <w:rPr>
+          <w:rFonts w:ascii="Times New Roman" w:hAnsi="Times New Roman" w:cs="Times New Roman"/>
+          <w:sz w:val="24"/>
+          <w:szCs w:val="24"/>
+          <w:highlight w:val="yellow"/>
+        </w:rPr>
+        <w:t>status_code=</w:t>
+      </w:r>
+      <w:r>
+        <w:rPr>
+          <w:rFonts w:ascii="Times New Roman" w:hAnsi="Times New Roman" w:cs="Times New Roman"/>
+          <w:b/>
+          <w:bCs/>
+          <w:sz w:val="24"/>
+          <w:szCs w:val="24"/>
+          <w:highlight w:val="yellow"/>
+        </w:rPr>
+        <w:t>403</w:t>
+      </w:r>
+      <w:r>
+        <w:rPr>
+          <w:rFonts w:ascii="Times New Roman" w:hAnsi="Times New Roman" w:cs="Times New Roman"/>
+          <w:sz w:val="24"/>
+          <w:szCs w:val="24"/>
+        </w:rPr>
+        <w:tab/>
+        <w:t>status_text=Forbidden</w:t>
+      </w:r>
+      <w:r>
+        <w:rPr>
+          <w:rFonts w:ascii="Times New Roman" w:hAnsi="Times New Roman" w:cs="Times New Roman"/>
+          <w:sz w:val="24"/>
+          <w:szCs w:val="24"/>
+        </w:rPr>
+        <w:tab/>
+        <w:t>persistent=True</w:t>
+      </w:r>
+    </w:p>
+    <w:p>
+      <w:pPr>
+        <w:ind w:right="-46"/>
+        <w:rPr>
+          <w:rFonts w:ascii="Times New Roman" w:hAnsi="Times New Roman" w:cs="Times New Roman"/>
+          <w:sz w:val="24"/>
+          <w:szCs w:val="24"/>
+        </w:rPr>
+      </w:pPr>
+      <w:r>
+        <w:rPr>
+          <w:rFonts w:ascii="Times New Roman" w:hAnsi="Times New Roman" w:cs="Times New Roman"/>
+          <w:sz w:val="24"/>
+          <w:szCs w:val="24"/>
+        </w:rPr>
+        <w:t>EVENT=CONNECTION_END</w:t>
+      </w:r>
+      <w:r>
+        <w:rPr>
+          <w:rFonts w:ascii="Times New Roman" w:hAnsi="Times New Roman" w:cs="Times New Roman"/>
+          <w:sz w:val="24"/>
+          <w:szCs w:val="24"/>
+        </w:rPr>
+        <w:tab/>
+        <w:t>time=2026-04-26 17:58:37</w:t>
+      </w:r>
+      <w:r>
+        <w:rPr>
+          <w:rFonts w:ascii="Times New Roman" w:hAnsi="Times New Roman" w:cs="Times New Roman"/>
+          <w:sz w:val="24"/>
+          <w:szCs w:val="24"/>
+        </w:rPr>
+        <w:tab/>
+        <w:t>connection_id=21</w:t>
+      </w:r>
+      <w:r>
+        <w:rPr>
+          <w:rFonts w:ascii="Times New Roman" w:hAnsi="Times New Roman" w:cs="Times New Roman"/>
+          <w:sz w:val="24"/>
+          <w:szCs w:val="24"/>
+        </w:rPr>
+        <w:tab/>
+        <w:t>thread=client-21</w:t>
+      </w:r>
+      <w:r>
+        <w:rPr>
+          <w:rFonts w:ascii="Times New Roman" w:hAnsi="Times New Roman" w:cs="Times New Roman"/>
+          <w:sz w:val="24"/>
+          <w:szCs w:val="24"/>
+        </w:rPr>
+        <w:tab/>
+        <w:t>client=127.0.0.1:55583</w:t>
+      </w:r>
+      <w:r>
+        <w:rPr>
+          <w:rFonts w:ascii="Times New Roman" w:hAnsi="Times New Roman" w:cs="Times New Roman"/>
+          <w:sz w:val="24"/>
+          <w:szCs w:val="24"/>
+        </w:rPr>
+        <w:tab/>
+        <w:t>total_requests=1</w:t>
+      </w:r>
+      <w:r>
+        <w:rPr>
+          <w:rFonts w:ascii="Times New Roman" w:hAnsi="Times New Roman" w:cs="Times New Roman"/>
+          <w:sz w:val="24"/>
+          <w:szCs w:val="24"/>
+        </w:rPr>
+        <w:tab/>
+        <w:t>reason=client_closed_connection</w:t>
+      </w:r>
+    </w:p>
+    <w:p>
+      <w:pPr>
+        <w:ind w:right="-46"/>
+        <w:rPr>
+          <w:rFonts w:ascii="Times New Roman" w:hAnsi="Times New Roman" w:cs="Times New Roman"/>
+          <w:sz w:val="24"/>
+          <w:szCs w:val="24"/>
+        </w:rPr>
+      </w:pPr>
+      <w:r>
+        <w:rPr>
+          <w:rFonts w:ascii="Times New Roman" w:hAnsi="Times New Roman" w:cs="Times New Roman"/>
+          <w:sz w:val="24"/>
+          <w:szCs w:val="24"/>
+        </w:rPr>
+        <w:t>EVENT=CONNECTION_START</w:t>
+      </w:r>
+      <w:r>
+        <w:rPr>
+          <w:rFonts w:ascii="Times New Roman" w:hAnsi="Times New Roman" w:cs="Times New Roman"/>
+          <w:sz w:val="24"/>
+          <w:szCs w:val="24"/>
+        </w:rPr>
+        <w:tab/>
+        <w:t>time=2026-04-26 18:01:56</w:t>
+      </w:r>
+      <w:r>
+        <w:rPr>
+          <w:rFonts w:ascii="Times New Roman" w:hAnsi="Times New Roman" w:cs="Times New Roman"/>
+          <w:sz w:val="24"/>
+          <w:szCs w:val="24"/>
+        </w:rPr>
+        <w:tab/>
+        <w:t>connection_id=22</w:t>
+      </w:r>
+      <w:r>
+        <w:rPr>
+          <w:rFonts w:ascii="Times New Roman" w:hAnsi="Times New Roman" w:cs="Times New Roman"/>
+          <w:sz w:val="24"/>
+          <w:szCs w:val="24"/>
+        </w:rPr>
+        <w:tab/>
+        <w:t>thread=client-22</w:t>
+      </w:r>
+      <w:r>
+        <w:rPr>
+          <w:rFonts w:ascii="Times New Roman" w:hAnsi="Times New Roman" w:cs="Times New Roman"/>
+          <w:sz w:val="24"/>
+          <w:szCs w:val="24"/>
+        </w:rPr>
+        <w:tab/>
+        <w:t>client=127.0.0.1:55594</w:t>
+      </w:r>
+      <w:r>
+        <w:rPr>
+          <w:rFonts w:ascii="Times New Roman" w:hAnsi="Times New Roman" w:cs="Times New Roman"/>
+          <w:sz w:val="24"/>
+          <w:szCs w:val="24"/>
+        </w:rPr>
+        <w:tab/>
+        <w:t>active_threads=2</w:t>
+      </w:r>
+    </w:p>
+    <w:p>
+      <w:pPr>
+        <w:ind w:right="-46"/>
+        <w:rPr>
+          <w:rFonts w:ascii="Times New Roman" w:hAnsi="Times New Roman" w:cs="Times New Roman"/>
+          <w:sz w:val="24"/>
+          <w:szCs w:val="24"/>
+        </w:rPr>
+      </w:pPr>
+      <w:r>
+        <w:rPr>
+          <w:rFonts w:ascii="Times New Roman" w:hAnsi="Times New Roman" w:cs="Times New Roman"/>
+          <w:sz w:val="24"/>
+          <w:szCs w:val="24"/>
+        </w:rPr>
+        <w:t>EVENT=REQUEST</w:t>
+      </w:r>
+      <w:r>
+        <w:rPr>
+          <w:rFonts w:ascii="Times New Roman" w:hAnsi="Times New Roman" w:cs="Times New Roman"/>
+          <w:sz w:val="24"/>
+          <w:szCs w:val="24"/>
+        </w:rPr>
+        <w:tab/>
+        <w:t>time=2026-04-26 18:01:56</w:t>
+      </w:r>
+      <w:r>
+        <w:rPr>
+          <w:rFonts w:ascii="Times New Roman" w:hAnsi="Times New Roman" w:cs="Times New Roman"/>
+          <w:sz w:val="24"/>
+          <w:szCs w:val="24"/>
+        </w:rPr>
+        <w:tab/>
+        <w:t>connection_id=22</w:t>
+      </w:r>
+      <w:r>
+        <w:rPr>
+          <w:rFonts w:ascii="Times New Roman" w:hAnsi="Times New Roman" w:cs="Times New Roman"/>
+          <w:sz w:val="24"/>
+          <w:szCs w:val="24"/>
+        </w:rPr>
+        <w:tab/>
+        <w:t>thread=client-22</w:t>
+      </w:r>
+      <w:r>
+        <w:rPr>
+          <w:rFonts w:ascii="Times New Roman" w:hAnsi="Times New Roman" w:cs="Times New Roman"/>
+          <w:sz w:val="24"/>
+          <w:szCs w:val="24"/>
+        </w:rPr>
+        <w:tab/>
+        <w:t>client=127.0.0.1:55594</w:t>
+      </w:r>
+      <w:r>
+        <w:rPr>
+          <w:rFonts w:ascii="Times New Roman" w:hAnsi="Times New Roman" w:cs="Times New Roman"/>
+          <w:sz w:val="24"/>
+          <w:szCs w:val="24"/>
+        </w:rPr>
+        <w:tab/>
+        <w:t>method=GET</w:t>
+      </w:r>
+      <w:r>
+        <w:rPr>
+          <w:rFonts w:ascii="Times New Roman" w:hAnsi="Times New Roman" w:cs="Times New Roman"/>
+          <w:sz w:val="24"/>
+          <w:szCs w:val="24"/>
+        </w:rPr>
+        <w:tab/>
+        <w:t>target=/missing.txt</w:t>
+      </w:r>
+      <w:r>
+        <w:rPr>
+          <w:rFonts w:ascii="Times New Roman" w:hAnsi="Times New Roman" w:cs="Times New Roman"/>
+          <w:sz w:val="24"/>
+          <w:szCs w:val="24"/>
+        </w:rPr>
+        <w:tab/>
+        <w:t>version=HTTP/1.1</w:t>
+      </w:r>
+      <w:r>
+        <w:rPr>
+          <w:rFonts w:ascii="Times New Roman" w:hAnsi="Times New Roman" w:cs="Times New Roman"/>
+          <w:sz w:val="24"/>
+          <w:szCs w:val="24"/>
+        </w:rPr>
+        <w:tab/>
+      </w:r>
+      <w:r>
+        <w:rPr>
+          <w:rFonts w:ascii="Times New Roman" w:hAnsi="Times New Roman" w:cs="Times New Roman"/>
+          <w:sz w:val="24"/>
+          <w:szCs w:val="24"/>
+          <w:highlight w:val="yellow"/>
+        </w:rPr>
+        <w:t>status_code=</w:t>
+      </w:r>
+      <w:r>
+        <w:rPr>
+          <w:rFonts w:ascii="Times New Roman" w:hAnsi="Times New Roman" w:cs="Times New Roman"/>
+          <w:b/>
+          <w:bCs/>
+          <w:sz w:val="24"/>
+          <w:szCs w:val="24"/>
+          <w:highlight w:val="yellow"/>
+        </w:rPr>
+        <w:t>404</w:t>
+      </w:r>
+      <w:r>
+        <w:rPr>
+          <w:rFonts w:ascii="Times New Roman" w:hAnsi="Times New Roman" w:cs="Times New Roman"/>
+          <w:sz w:val="24"/>
+          <w:szCs w:val="24"/>
+        </w:rPr>
+        <w:tab/>
+        <w:t>status_text=File Not Found</w:t>
+      </w:r>
+      <w:r>
+        <w:rPr>
+          <w:rFonts w:ascii="Times New Roman" w:hAnsi="Times New Roman" w:cs="Times New Roman"/>
+          <w:sz w:val="24"/>
+          <w:szCs w:val="24"/>
+        </w:rPr>
+        <w:tab/>
+        <w:t>persistent=True</w:t>
+      </w:r>
+    </w:p>
+    <w:p>
+      <w:pPr>
+        <w:ind w:right="-46"/>
+        <w:rPr>
+          <w:rFonts w:ascii="Times New Roman" w:hAnsi="Times New Roman" w:cs="Times New Roman"/>
+          <w:sz w:val="24"/>
+          <w:szCs w:val="24"/>
+        </w:rPr>
+      </w:pPr>
+      <w:r>
+        <w:rPr>
+          <w:rFonts w:ascii="Times New Roman" w:hAnsi="Times New Roman" w:cs="Times New Roman"/>
+          <w:sz w:val="24"/>
+          <w:szCs w:val="24"/>
+        </w:rPr>
+        <w:t>EVENT=CONNECTION_END</w:t>
+      </w:r>
+      <w:r>
+        <w:rPr>
+          <w:rFonts w:ascii="Times New Roman" w:hAnsi="Times New Roman" w:cs="Times New Roman"/>
+          <w:sz w:val="24"/>
+          <w:szCs w:val="24"/>
+        </w:rPr>
+        <w:tab/>
+        <w:t>time=2026-04-26 18:01:56</w:t>
+      </w:r>
+      <w:r>
+        <w:rPr>
+          <w:rFonts w:ascii="Times New Roman" w:hAnsi="Times New Roman" w:cs="Times New Roman"/>
+          <w:sz w:val="24"/>
+          <w:szCs w:val="24"/>
+        </w:rPr>
+        <w:tab/>
+        <w:t>connection_id=22</w:t>
+      </w:r>
+      <w:r>
+        <w:rPr>
+          <w:rFonts w:ascii="Times New Roman" w:hAnsi="Times New Roman" w:cs="Times New Roman"/>
+          <w:sz w:val="24"/>
+          <w:szCs w:val="24"/>
+        </w:rPr>
+        <w:tab/>
+        <w:t>thread=client-22</w:t>
+      </w:r>
+      <w:r>
+        <w:rPr>
+          <w:rFonts w:ascii="Times New Roman" w:hAnsi="Times New Roman" w:cs="Times New Roman"/>
+          <w:sz w:val="24"/>
+          <w:szCs w:val="24"/>
+        </w:rPr>
+        <w:tab/>
+        <w:t>client=127.0.0.1:55594</w:t>
+      </w:r>
+      <w:r>
+        <w:rPr>
+          <w:rFonts w:ascii="Times New Roman" w:hAnsi="Times New Roman" w:cs="Times New Roman"/>
+          <w:sz w:val="24"/>
+          <w:szCs w:val="24"/>
+        </w:rPr>
+        <w:tab/>
+        <w:t>total_requests=1</w:t>
+      </w:r>
+      <w:r>
+        <w:rPr>
+          <w:rFonts w:ascii="Times New Roman" w:hAnsi="Times New Roman" w:cs="Times New Roman"/>
+          <w:sz w:val="24"/>
+          <w:szCs w:val="24"/>
+        </w:rPr>
+        <w:tab/>
+        <w:t>reason=client_closed_connection</w:t>
+      </w:r>
+    </w:p>
+    <w:p>
+      <w:pPr>
+        <w:ind w:right="-46"/>
+        <w:rPr>
+          <w:rFonts w:ascii="Times New Roman" w:hAnsi="Times New Roman" w:cs="Times New Roman"/>
+          <w:sz w:val="24"/>
+          <w:szCs w:val="24"/>
+        </w:rPr>
+      </w:pPr>
+      <w:r>
+        <w:rPr>
+          <w:rFonts w:ascii="Times New Roman" w:hAnsi="Times New Roman" w:cs="Times New Roman"/>
+          <w:sz w:val="24"/>
+          <w:szCs w:val="24"/>
+        </w:rPr>
+        <w:lastRenderedPageBreak/>
+        <w:t>EVENT=CONNECTION_START</w:t>
+      </w:r>
+      <w:r>
+        <w:rPr>
+          <w:rFonts w:ascii="Times New Roman" w:hAnsi="Times New Roman" w:cs="Times New Roman"/>
+          <w:sz w:val="24"/>
+          <w:szCs w:val="24"/>
+        </w:rPr>
+        <w:tab/>
+        <w:t>time=2026-04-26 18:12:34</w:t>
+      </w:r>
+      <w:r>
+        <w:rPr>
+          <w:rFonts w:ascii="Times New Roman" w:hAnsi="Times New Roman" w:cs="Times New Roman"/>
+          <w:sz w:val="24"/>
+          <w:szCs w:val="24"/>
+        </w:rPr>
+        <w:tab/>
+        <w:t>connection_id=23</w:t>
+      </w:r>
+      <w:r>
+        <w:rPr>
+          <w:rFonts w:ascii="Times New Roman" w:hAnsi="Times New Roman" w:cs="Times New Roman"/>
+          <w:sz w:val="24"/>
+          <w:szCs w:val="24"/>
+        </w:rPr>
+        <w:tab/>
+        <w:t>thread=client-23</w:t>
+      </w:r>
+      <w:r>
+        <w:rPr>
+          <w:rFonts w:ascii="Times New Roman" w:hAnsi="Times New Roman" w:cs="Times New Roman"/>
+          <w:sz w:val="24"/>
+          <w:szCs w:val="24"/>
+        </w:rPr>
+        <w:tab/>
+        <w:t>client=127.0.0.1:55635</w:t>
+      </w:r>
+      <w:r>
+        <w:rPr>
+          <w:rFonts w:ascii="Times New Roman" w:hAnsi="Times New Roman" w:cs="Times New Roman"/>
+          <w:sz w:val="24"/>
+          <w:szCs w:val="24"/>
+        </w:rPr>
+        <w:tab/>
+        <w:t>active_threads=2</w:t>
+      </w:r>
+    </w:p>
+    <w:p>
+      <w:pPr>
+        <w:ind w:right="-46"/>
+        <w:rPr>
+          <w:rFonts w:ascii="Times New Roman" w:hAnsi="Times New Roman" w:cs="Times New Roman"/>
+          <w:sz w:val="24"/>
+          <w:szCs w:val="24"/>
+        </w:rPr>
+      </w:pPr>
+      <w:r>
+        <w:rPr>
+          <w:rFonts w:ascii="Times New Roman" w:hAnsi="Times New Roman" w:cs="Times New Roman"/>
+          <w:sz w:val="24"/>
+          <w:szCs w:val="24"/>
+        </w:rPr>
+        <w:t>EVENT=REQUEST</w:t>
+      </w:r>
+      <w:r>
+        <w:rPr>
+          <w:rFonts w:ascii="Times New Roman" w:hAnsi="Times New Roman" w:cs="Times New Roman"/>
+          <w:sz w:val="24"/>
+          <w:szCs w:val="24"/>
+        </w:rPr>
+        <w:tab/>
+        <w:t>time=2026-04-26 18:12:34</w:t>
+      </w:r>
+      <w:r>
+        <w:rPr>
+          <w:rFonts w:ascii="Times New Roman" w:hAnsi="Times New Roman" w:cs="Times New Roman"/>
+          <w:sz w:val="24"/>
+          <w:szCs w:val="24"/>
+        </w:rPr>
+        <w:tab/>
+        <w:t>connection_id=23</w:t>
+      </w:r>
+      <w:r>
+        <w:rPr>
+          <w:rFonts w:ascii="Times New Roman" w:hAnsi="Times New Roman" w:cs="Times New Roman"/>
+          <w:sz w:val="24"/>
+          <w:szCs w:val="24"/>
+        </w:rPr>
+        <w:tab/>
+        <w:t>thread=client-23</w:t>
+      </w:r>
+      <w:r>
+        <w:rPr>
+          <w:rFonts w:ascii="Times New Roman" w:hAnsi="Times New Roman" w:cs="Times New Roman"/>
+          <w:sz w:val="24"/>
+          <w:szCs w:val="24"/>
+        </w:rPr>
+        <w:tab/>
+        <w:t>client=127.0.0.1:55635</w:t>
+      </w:r>
+      <w:r>
+        <w:rPr>
+          <w:rFonts w:ascii="Times New Roman" w:hAnsi="Times New Roman" w:cs="Times New Roman"/>
+          <w:sz w:val="24"/>
+          <w:szCs w:val="24"/>
+        </w:rPr>
+        <w:tab/>
+        <w:t>method=GET</w:t>
+      </w:r>
+      <w:r>
+        <w:rPr>
+          <w:rFonts w:ascii="Times New Roman" w:hAnsi="Times New Roman" w:cs="Times New Roman"/>
+          <w:sz w:val="24"/>
+          <w:szCs w:val="24"/>
+        </w:rPr>
+        <w:tab/>
+        <w:t>target=/sample.txt</w:t>
+      </w:r>
+      <w:r>
+        <w:rPr>
+          <w:rFonts w:ascii="Times New Roman" w:hAnsi="Times New Roman" w:cs="Times New Roman"/>
+          <w:sz w:val="24"/>
+          <w:szCs w:val="24"/>
+        </w:rPr>
+        <w:tab/>
+        <w:t>version=HTTP/1.1</w:t>
+      </w:r>
+      <w:r>
+        <w:rPr>
+          <w:rFonts w:ascii="Times New Roman" w:hAnsi="Times New Roman" w:cs="Times New Roman"/>
+          <w:sz w:val="24"/>
+          <w:szCs w:val="24"/>
+        </w:rPr>
+        <w:tab/>
+        <w:t>status_code=200</w:t>
+      </w:r>
+      <w:r>
+        <w:rPr>
+          <w:rFonts w:ascii="Times New Roman" w:hAnsi="Times New Roman" w:cs="Times New Roman"/>
+          <w:sz w:val="24"/>
+          <w:szCs w:val="24"/>
+        </w:rPr>
+        <w:tab/>
+        <w:t>status_text=OK</w:t>
+      </w:r>
+      <w:r>
+        <w:rPr>
+          <w:rFonts w:ascii="Times New Roman" w:hAnsi="Times New Roman" w:cs="Times New Roman"/>
+          <w:sz w:val="24"/>
+          <w:szCs w:val="24"/>
+        </w:rPr>
+        <w:tab/>
+        <w:t>persistent=True</w:t>
+      </w:r>
+    </w:p>
+    <w:p>
+      <w:pPr>
+        <w:ind w:right="-46"/>
+        <w:rPr>
+          <w:rFonts w:ascii="Times New Roman" w:hAnsi="Times New Roman" w:cs="Times New Roman"/>
+          <w:sz w:val="24"/>
+          <w:szCs w:val="24"/>
+        </w:rPr>
+      </w:pPr>
+      <w:r>
+        <w:rPr>
+          <w:rFonts w:ascii="Times New Roman" w:hAnsi="Times New Roman" w:cs="Times New Roman"/>
+          <w:sz w:val="24"/>
+          <w:szCs w:val="24"/>
+        </w:rPr>
+        <w:t>EVENT=CONNECTION_END</w:t>
+      </w:r>
+      <w:r>
+        <w:rPr>
+          <w:rFonts w:ascii="Times New Roman" w:hAnsi="Times New Roman" w:cs="Times New Roman"/>
+          <w:sz w:val="24"/>
+          <w:szCs w:val="24"/>
+        </w:rPr>
+        <w:tab/>
+        <w:t>time=2026-04-26 18:12:34</w:t>
+      </w:r>
+      <w:r>
+        <w:rPr>
+          <w:rFonts w:ascii="Times New Roman" w:hAnsi="Times New Roman" w:cs="Times New Roman"/>
+          <w:sz w:val="24"/>
+          <w:szCs w:val="24"/>
+        </w:rPr>
+        <w:tab/>
+        <w:t>connection_id=23</w:t>
+      </w:r>
+      <w:r>
+        <w:rPr>
+          <w:rFonts w:ascii="Times New Roman" w:hAnsi="Times New Roman" w:cs="Times New Roman"/>
+          <w:sz w:val="24"/>
+          <w:szCs w:val="24"/>
+        </w:rPr>
+        <w:tab/>
+        <w:t>thread=client-23</w:t>
+      </w:r>
+      <w:r>
+        <w:rPr>
+          <w:rFonts w:ascii="Times New Roman" w:hAnsi="Times New Roman" w:cs="Times New Roman"/>
+          <w:sz w:val="24"/>
+          <w:szCs w:val="24"/>
+        </w:rPr>
+        <w:tab/>
+        <w:t>client=127.0.0.1:55635</w:t>
+      </w:r>
+      <w:r>
+        <w:rPr>
+          <w:rFonts w:ascii="Times New Roman" w:hAnsi="Times New Roman" w:cs="Times New Roman"/>
+          <w:sz w:val="24"/>
+          <w:szCs w:val="24"/>
+        </w:rPr>
+        <w:tab/>
+        <w:t>total_requests=1</w:t>
+      </w:r>
+      <w:r>
+        <w:rPr>
+          <w:rFonts w:ascii="Times New Roman" w:hAnsi="Times New Roman" w:cs="Times New Roman"/>
+          <w:sz w:val="24"/>
+          <w:szCs w:val="24"/>
+        </w:rPr>
+        <w:tab/>
+        <w:t>reason=client_closed_connection</w:t>
+      </w:r>
+    </w:p>
+    <w:p>
+      <w:pPr>
+        <w:ind w:right="-46"/>
+        <w:rPr>
+          <w:rFonts w:ascii="Times New Roman" w:hAnsi="Times New Roman" w:cs="Times New Roman"/>
+          <w:sz w:val="24"/>
+          <w:szCs w:val="24"/>
+        </w:rPr>
+      </w:pPr>
+      <w:r>
+        <w:rPr>
+          <w:rFonts w:ascii="Times New Roman" w:hAnsi="Times New Roman" w:cs="Times New Roman"/>
+          <w:sz w:val="24"/>
+          <w:szCs w:val="24"/>
+        </w:rPr>
+        <w:t>EVENT=CONNECTION_START</w:t>
+      </w:r>
+      <w:r>
+        <w:rPr>
+          <w:rFonts w:ascii="Times New Roman" w:hAnsi="Times New Roman" w:cs="Times New Roman"/>
+          <w:sz w:val="24"/>
+          <w:szCs w:val="24"/>
+        </w:rPr>
+        <w:tab/>
+        <w:t>time=2026-04-26 18:14:55</w:t>
+      </w:r>
+      <w:r>
+        <w:rPr>
+          <w:rFonts w:ascii="Times New Roman" w:hAnsi="Times New Roman" w:cs="Times New Roman"/>
+          <w:sz w:val="24"/>
+          <w:szCs w:val="24"/>
+        </w:rPr>
+        <w:tab/>
+        <w:t>connection_id=24</w:t>
+      </w:r>
+      <w:r>
+        <w:rPr>
+          <w:rFonts w:ascii="Times New Roman" w:hAnsi="Times New Roman" w:cs="Times New Roman"/>
+          <w:sz w:val="24"/>
+          <w:szCs w:val="24"/>
+        </w:rPr>
+        <w:tab/>
+        <w:t>thread=client-24</w:t>
+      </w:r>
+      <w:r>
+        <w:rPr>
+          <w:rFonts w:ascii="Times New Roman" w:hAnsi="Times New Roman" w:cs="Times New Roman"/>
+          <w:sz w:val="24"/>
+          <w:szCs w:val="24"/>
+        </w:rPr>
+        <w:tab/>
+        <w:t>client=127.0.0.1:55649</w:t>
+      </w:r>
+      <w:r>
+        <w:rPr>
+          <w:rFonts w:ascii="Times New Roman" w:hAnsi="Times New Roman" w:cs="Times New Roman"/>
+          <w:sz w:val="24"/>
+          <w:szCs w:val="24"/>
+        </w:rPr>
+        <w:tab/>
+        <w:t>active_threads=2</w:t>
+      </w:r>
+    </w:p>
+    <w:p>
+      <w:pPr>
+        <w:ind w:right="-46"/>
+        <w:rPr>
+          <w:rFonts w:ascii="Times New Roman" w:hAnsi="Times New Roman" w:cs="Times New Roman"/>
+          <w:sz w:val="24"/>
+          <w:szCs w:val="24"/>
+        </w:rPr>
+      </w:pPr>
+      <w:r>
+        <w:rPr>
+          <w:rFonts w:ascii="Times New Roman" w:hAnsi="Times New Roman" w:cs="Times New Roman"/>
+          <w:sz w:val="24"/>
+          <w:szCs w:val="24"/>
+        </w:rPr>
+        <w:t>EVENT=REQUEST</w:t>
+      </w:r>
+      <w:r>
+        <w:rPr>
+          <w:rFonts w:ascii="Times New Roman" w:hAnsi="Times New Roman" w:cs="Times New Roman"/>
+          <w:sz w:val="24"/>
+          <w:szCs w:val="24"/>
+        </w:rPr>
+        <w:tab/>
+        <w:t>time=2026-04-26 18:14:55</w:t>
+      </w:r>
+      <w:r>
+        <w:rPr>
+          <w:rFonts w:ascii="Times New Roman" w:hAnsi="Times New Roman" w:cs="Times New Roman"/>
+          <w:sz w:val="24"/>
+          <w:szCs w:val="24"/>
+        </w:rPr>
+        <w:tab/>
+        <w:t>connection_id=24</w:t>
+      </w:r>
+      <w:r>
+        <w:rPr>
+          <w:rFonts w:ascii="Times New Roman" w:hAnsi="Times New Roman" w:cs="Times New Roman"/>
+          <w:sz w:val="24"/>
+          <w:szCs w:val="24"/>
+        </w:rPr>
+        <w:tab/>
+        <w:t>thread=client-24</w:t>
+      </w:r>
+      <w:r>
+        <w:rPr>
+          <w:rFonts w:ascii="Times New Roman" w:hAnsi="Times New Roman" w:cs="Times New Roman"/>
+          <w:sz w:val="24"/>
+          <w:szCs w:val="24"/>
+        </w:rPr>
+        <w:tab/>
+        <w:t>client=127.0.0.1:55649</w:t>
+      </w:r>
+      <w:r>
+        <w:rPr>
+          <w:rFonts w:ascii="Times New Roman" w:hAnsi="Times New Roman" w:cs="Times New Roman"/>
+          <w:sz w:val="24"/>
+          <w:szCs w:val="24"/>
+        </w:rPr>
+        <w:tab/>
+        <w:t>method=GET</w:t>
+      </w:r>
+      <w:r>
+        <w:rPr>
+          <w:rFonts w:ascii="Times New Roman" w:hAnsi="Times New Roman" w:cs="Times New Roman"/>
+          <w:sz w:val="24"/>
+          <w:szCs w:val="24"/>
+        </w:rPr>
+        <w:tab/>
+        <w:t>target=/sample.txt</w:t>
+      </w:r>
+      <w:r>
+        <w:rPr>
+          <w:rFonts w:ascii="Times New Roman" w:hAnsi="Times New Roman" w:cs="Times New Roman"/>
+          <w:sz w:val="24"/>
+          <w:szCs w:val="24"/>
+        </w:rPr>
+        <w:tab/>
+        <w:t>version=HTTP/1.1</w:t>
+      </w:r>
+      <w:r>
+        <w:rPr>
+          <w:rFonts w:ascii="Times New Roman" w:hAnsi="Times New Roman" w:cs="Times New Roman"/>
+          <w:sz w:val="24"/>
+          <w:szCs w:val="24"/>
+        </w:rPr>
+        <w:tab/>
+      </w:r>
+      <w:r>
+        <w:rPr>
+          <w:rFonts w:ascii="Times New Roman" w:hAnsi="Times New Roman" w:cs="Times New Roman"/>
+          <w:sz w:val="24"/>
+          <w:szCs w:val="24"/>
+          <w:highlight w:val="yellow"/>
+        </w:rPr>
+        <w:t>status_code=</w:t>
+      </w:r>
+      <w:r>
+        <w:rPr>
+          <w:rFonts w:ascii="Times New Roman" w:hAnsi="Times New Roman" w:cs="Times New Roman"/>
+          <w:b/>
+          <w:bCs/>
+          <w:sz w:val="24"/>
+          <w:szCs w:val="24"/>
+          <w:highlight w:val="yellow"/>
+        </w:rPr>
+        <w:t>304</w:t>
+      </w:r>
+      <w:r>
+        <w:rPr>
+          <w:rFonts w:ascii="Times New Roman" w:hAnsi="Times New Roman" w:cs="Times New Roman"/>
+          <w:sz w:val="24"/>
+          <w:szCs w:val="24"/>
+        </w:rPr>
+        <w:tab/>
+        <w:t>status_text=Not Modified</w:t>
+      </w:r>
+      <w:r>
+        <w:rPr>
+          <w:rFonts w:ascii="Times New Roman" w:hAnsi="Times New Roman" w:cs="Times New Roman"/>
+          <w:sz w:val="24"/>
+          <w:szCs w:val="24"/>
+        </w:rPr>
+        <w:tab/>
+        <w:t>persistent=True</w:t>
+      </w:r>
+    </w:p>
+    <w:p>
+      <w:pPr>
+        <w:ind w:right="-46"/>
+        <w:rPr>
+          <w:rFonts w:ascii="Times New Roman" w:hAnsi="Times New Roman" w:cs="Times New Roman"/>
+          <w:sz w:val="24"/>
+          <w:szCs w:val="24"/>
+        </w:rPr>
+      </w:pPr>
+      <w:r>
+        <w:rPr>
+          <w:rFonts w:ascii="Times New Roman" w:hAnsi="Times New Roman" w:cs="Times New Roman"/>
+          <w:sz w:val="24"/>
+          <w:szCs w:val="24"/>
+        </w:rPr>
+        <w:t>EVENT=CONNECTION_END</w:t>
+      </w:r>
+      <w:r>
+        <w:rPr>
+          <w:rFonts w:ascii="Times New Roman" w:hAnsi="Times New Roman" w:cs="Times New Roman"/>
+          <w:sz w:val="24"/>
+          <w:szCs w:val="24"/>
+        </w:rPr>
+        <w:tab/>
+        <w:t>time=2026-04-26 18:14:55</w:t>
+      </w:r>
+      <w:r>
+        <w:rPr>
+          <w:rFonts w:ascii="Times New Roman" w:hAnsi="Times New Roman" w:cs="Times New Roman"/>
+          <w:sz w:val="24"/>
+          <w:szCs w:val="24"/>
+        </w:rPr>
+        <w:tab/>
+        <w:t>connection_id=24</w:t>
+      </w:r>
+      <w:r>
+        <w:rPr>
+          <w:rFonts w:ascii="Times New Roman" w:hAnsi="Times New Roman" w:cs="Times New Roman"/>
+          <w:sz w:val="24"/>
+          <w:szCs w:val="24"/>
+        </w:rPr>
+        <w:tab/>
+        <w:t>thread=client-24</w:t>
+      </w:r>
+      <w:r>
+        <w:rPr>
+          <w:rFonts w:ascii="Times New Roman" w:hAnsi="Times New Roman" w:cs="Times New Roman"/>
+          <w:sz w:val="24"/>
+          <w:szCs w:val="24"/>
+        </w:rPr>
+        <w:tab/>
+        <w:t>client=127.0.0.1:55649</w:t>
+      </w:r>
+      <w:r>
+        <w:rPr>
+          <w:rFonts w:ascii="Times New Roman" w:hAnsi="Times New Roman" w:cs="Times New Roman"/>
+          <w:sz w:val="24"/>
+          <w:szCs w:val="24"/>
+        </w:rPr>
+        <w:tab/>
+        <w:t>total_requests=1</w:t>
+      </w:r>
+      <w:r>
+        <w:rPr>
+          <w:rFonts w:ascii="Times New Roman" w:hAnsi="Times New Roman" w:cs="Times New Roman"/>
+          <w:sz w:val="24"/>
+          <w:szCs w:val="24"/>
+        </w:rPr>
+        <w:tab/>
+        <w:t>reason=client_closed_connection</w:t>
+      </w:r>
+    </w:p>
+    <w:p>
+      <w:pPr>
+        <w:spacing w:after="160" w:line="278" w:lineRule="auto"/>
+        <w:rPr>
+          <w:rFonts w:ascii="Times New Roman" w:hAnsi="Times New Roman" w:cs="Times New Roman"/>
+          <w:sz w:val="24"/>
+          <w:szCs w:val="24"/>
+        </w:rPr>
+      </w:pPr>
+      <w:r>
+        <w:rPr>
+          <w:rFonts w:ascii="Times New Roman" w:hAnsi="Times New Roman" w:cs="Times New Roman"/>
+          <w:sz w:val="24"/>
+          <w:szCs w:val="24"/>
+        </w:rPr>
+        <w:br w:type="page"/>
+      </w:r>
+    </w:p>
+    <w:p>
+      <w:pPr>
+        <w:ind w:right="-46"/>
+        <w:rPr>
+          <w:rFonts w:ascii="Times New Roman" w:hAnsi="Times New Roman" w:cs="Times New Roman"/>
+          <w:sz w:val="24"/>
+          <w:szCs w:val="24"/>
+        </w:rPr>
+      </w:pPr>
+      <w:r>
+        <w:rPr>
+          <w:rFonts w:ascii="Times New Roman" w:hAnsi="Times New Roman" w:cs="Times New Roman"/>
+          <w:sz w:val="24"/>
+          <w:szCs w:val="24"/>
+        </w:rPr>
+        <w:lastRenderedPageBreak/>
+        <w:t>Persistant and non-persistant connection</w:t>
+      </w:r>
+    </w:p>
+    <w:p>
+      <w:pPr>
+        <w:spacing w:after="160" w:line="278" w:lineRule="auto"/>
+        <w:rPr>
+          <w:rFonts w:ascii="Times New Roman" w:hAnsi="Times New Roman" w:cs="Times New Roman"/>
+          <w:sz w:val="24"/>
+          <w:szCs w:val="24"/>
+        </w:rPr>
+      </w:pPr>
+      <w:r>
+        <w:rPr>
+          <w:rFonts w:ascii="Times New Roman" w:hAnsi="Times New Roman" w:cs="Times New Roman"/>
+          <w:sz w:val="24"/>
+          <w:szCs w:val="24"/>
+        </w:rPr>
+        <w:t>EVENT=CONNECTION_START</w:t>
+      </w:r>
+      <w:r>
+        <w:rPr>
+          <w:rFonts w:ascii="Times New Roman" w:hAnsi="Times New Roman" w:cs="Times New Roman"/>
+          <w:sz w:val="24"/>
+          <w:szCs w:val="24"/>
+        </w:rPr>
+        <w:tab/>
+        <w:t>time=2026-04-26 17:18:40</w:t>
+      </w:r>
+      <w:r>
+        <w:rPr>
+          <w:rFonts w:ascii="Times New Roman" w:hAnsi="Times New Roman" w:cs="Times New Roman"/>
+          <w:sz w:val="24"/>
+          <w:szCs w:val="24"/>
+        </w:rPr>
+        <w:tab/>
+        <w:t>connection_id=6</w:t>
+      </w:r>
+      <w:r>
+        <w:rPr>
+          <w:rFonts w:ascii="Times New Roman" w:hAnsi="Times New Roman" w:cs="Times New Roman"/>
+          <w:sz w:val="24"/>
+          <w:szCs w:val="24"/>
+        </w:rPr>
+        <w:tab/>
+        <w:t>thread=client-6</w:t>
+      </w:r>
+      <w:r>
+        <w:rPr>
+          <w:rFonts w:ascii="Times New Roman" w:hAnsi="Times New Roman" w:cs="Times New Roman"/>
+          <w:sz w:val="24"/>
+          <w:szCs w:val="24"/>
+        </w:rPr>
+        <w:tab/>
+        <w:t>client=127.0.0.1:55299</w:t>
+      </w:r>
+      <w:r>
+        <w:rPr>
+          <w:rFonts w:ascii="Times New Roman" w:hAnsi="Times New Roman" w:cs="Times New Roman"/>
+          <w:sz w:val="24"/>
+          <w:szCs w:val="24"/>
+        </w:rPr>
+        <w:tab/>
+        <w:t>active_threads=2</w:t>
+      </w:r>
+    </w:p>
+    <w:p>
+      <w:pPr>
+        <w:spacing w:after="160" w:line="278" w:lineRule="auto"/>
+        <w:rPr>
+          <w:rFonts w:ascii="Times New Roman" w:hAnsi="Times New Roman" w:cs="Times New Roman"/>
+          <w:sz w:val="24"/>
+          <w:szCs w:val="24"/>
+        </w:rPr>
+      </w:pPr>
+      <w:r>
+        <w:rPr>
+          <w:rFonts w:ascii="Times New Roman" w:hAnsi="Times New Roman" w:cs="Times New Roman"/>
+          <w:sz w:val="24"/>
+          <w:szCs w:val="24"/>
+        </w:rPr>
+        <w:t>EVENT=REQUEST</w:t>
+      </w:r>
+      <w:r>
+        <w:rPr>
+          <w:rFonts w:ascii="Times New Roman" w:hAnsi="Times New Roman" w:cs="Times New Roman"/>
+          <w:sz w:val="24"/>
+          <w:szCs w:val="24"/>
+        </w:rPr>
+        <w:tab/>
+        <w:t>time=2026-04-26 17:18:40</w:t>
+      </w:r>
+      <w:r>
+        <w:rPr>
+          <w:rFonts w:ascii="Times New Roman" w:hAnsi="Times New Roman" w:cs="Times New Roman"/>
+          <w:sz w:val="24"/>
+          <w:szCs w:val="24"/>
+        </w:rPr>
+        <w:tab/>
+        <w:t>connection_id=6</w:t>
+      </w:r>
+      <w:r>
+        <w:rPr>
+          <w:rFonts w:ascii="Times New Roman" w:hAnsi="Times New Roman" w:cs="Times New Roman"/>
+          <w:sz w:val="24"/>
+          <w:szCs w:val="24"/>
+        </w:rPr>
+        <w:tab/>
+        <w:t>thread=client-6</w:t>
+      </w:r>
+      <w:r>
+        <w:rPr>
+          <w:rFonts w:ascii="Times New Roman" w:hAnsi="Times New Roman" w:cs="Times New Roman"/>
+          <w:sz w:val="24"/>
+          <w:szCs w:val="24"/>
+        </w:rPr>
+        <w:tab/>
+        <w:t>client=127.0.0.1:55299</w:t>
+      </w:r>
+      <w:r>
+        <w:rPr>
+          <w:rFonts w:ascii="Times New Roman" w:hAnsi="Times New Roman" w:cs="Times New Roman"/>
+          <w:sz w:val="24"/>
+          <w:szCs w:val="24"/>
+        </w:rPr>
+        <w:tab/>
+        <w:t>method=GET</w:t>
+      </w:r>
+      <w:r>
+        <w:rPr>
+          <w:rFonts w:ascii="Times New Roman" w:hAnsi="Times New Roman" w:cs="Times New Roman"/>
+          <w:sz w:val="24"/>
+          <w:szCs w:val="24"/>
+        </w:rPr>
+        <w:tab/>
+        <w:t>target=/sample.txt</w:t>
+      </w:r>
+      <w:r>
+        <w:rPr>
+          <w:rFonts w:ascii="Times New Roman" w:hAnsi="Times New Roman" w:cs="Times New Roman"/>
+          <w:sz w:val="24"/>
+          <w:szCs w:val="24"/>
+        </w:rPr>
+        <w:tab/>
+        <w:t>version=HTTP/1.1</w:t>
+      </w:r>
+      <w:r>
+        <w:rPr>
+          <w:rFonts w:ascii="Times New Roman" w:hAnsi="Times New Roman" w:cs="Times New Roman"/>
+          <w:sz w:val="24"/>
+          <w:szCs w:val="24"/>
+        </w:rPr>
+        <w:tab/>
+        <w:t>status_code=200</w:t>
+      </w:r>
+      <w:r>
+        <w:rPr>
+          <w:rFonts w:ascii="Times New Roman" w:hAnsi="Times New Roman" w:cs="Times New Roman"/>
+          <w:sz w:val="24"/>
+          <w:szCs w:val="24"/>
+        </w:rPr>
+        <w:tab/>
+        <w:t>status_text=OK</w:t>
+      </w:r>
+      <w:r>
+        <w:rPr>
+          <w:rFonts w:ascii="Times New Roman" w:hAnsi="Times New Roman" w:cs="Times New Roman"/>
+          <w:sz w:val="24"/>
+          <w:szCs w:val="24"/>
+        </w:rPr>
+        <w:tab/>
+        <w:t>persistent=True</w:t>
+      </w:r>
+    </w:p>
+    <w:p>
+      <w:pPr>
+        <w:spacing w:after="160" w:line="278" w:lineRule="auto"/>
+        <w:rPr>
+          <w:rFonts w:ascii="Times New Roman" w:hAnsi="Times New Roman" w:cs="Times New Roman"/>
+          <w:sz w:val="24"/>
+          <w:szCs w:val="24"/>
+        </w:rPr>
+      </w:pPr>
+      <w:r>
+        <w:rPr>
+          <w:rFonts w:ascii="Times New Roman" w:hAnsi="Times New Roman" w:cs="Times New Roman"/>
+          <w:sz w:val="24"/>
+          <w:szCs w:val="24"/>
+        </w:rPr>
+        <w:t>EVENT=REQUEST</w:t>
+      </w:r>
+      <w:r>
+        <w:rPr>
+          <w:rFonts w:ascii="Times New Roman" w:hAnsi="Times New Roman" w:cs="Times New Roman"/>
+          <w:sz w:val="24"/>
+          <w:szCs w:val="24"/>
+        </w:rPr>
+        <w:tab/>
+        <w:t>time=2026-04-26 17:18:40</w:t>
+      </w:r>
+      <w:r>
+        <w:rPr>
+          <w:rFonts w:ascii="Times New Roman" w:hAnsi="Times New Roman" w:cs="Times New Roman"/>
+          <w:sz w:val="24"/>
+          <w:szCs w:val="24"/>
+        </w:rPr>
+        <w:tab/>
+        <w:t>connection_id=6</w:t>
+      </w:r>
+      <w:r>
+        <w:rPr>
+          <w:rFonts w:ascii="Times New Roman" w:hAnsi="Times New Roman" w:cs="Times New Roman"/>
+          <w:sz w:val="24"/>
+          <w:szCs w:val="24"/>
+        </w:rPr>
+        <w:tab/>
+        <w:t>thread=client-6</w:t>
+      </w:r>
+      <w:r>
+        <w:rPr>
+          <w:rFonts w:ascii="Times New Roman" w:hAnsi="Times New Roman" w:cs="Times New Roman"/>
+          <w:sz w:val="24"/>
+          <w:szCs w:val="24"/>
+        </w:rPr>
+        <w:tab/>
+        <w:t>client=127.0.0.1:55299</w:t>
+      </w:r>
+      <w:r>
+        <w:rPr>
+          <w:rFonts w:ascii="Times New Roman" w:hAnsi="Times New Roman" w:cs="Times New Roman"/>
+          <w:sz w:val="24"/>
+          <w:szCs w:val="24"/>
+        </w:rPr>
+        <w:tab/>
+        <w:t>method=GET</w:t>
+      </w:r>
+      <w:r>
+        <w:rPr>
+          <w:rFonts w:ascii="Times New Roman" w:hAnsi="Times New Roman" w:cs="Times New Roman"/>
+          <w:sz w:val="24"/>
+          <w:szCs w:val="24"/>
+        </w:rPr>
+        <w:tab/>
+        <w:t>target=/sample.txt</w:t>
+      </w:r>
+      <w:r>
+        <w:rPr>
+          <w:rFonts w:ascii="Times New Roman" w:hAnsi="Times New Roman" w:cs="Times New Roman"/>
+          <w:sz w:val="24"/>
+          <w:szCs w:val="24"/>
+        </w:rPr>
+        <w:tab/>
+        <w:t>version=HTTP/1.1</w:t>
+      </w:r>
+      <w:r>
+        <w:rPr>
+          <w:rFonts w:ascii="Times New Roman" w:hAnsi="Times New Roman" w:cs="Times New Roman"/>
+          <w:sz w:val="24"/>
+          <w:szCs w:val="24"/>
+        </w:rPr>
+        <w:tab/>
+        <w:t>status_code=200</w:t>
+      </w:r>
+      <w:r>
+        <w:rPr>
+          <w:rFonts w:ascii="Times New Roman" w:hAnsi="Times New Roman" w:cs="Times New Roman"/>
+          <w:sz w:val="24"/>
+          <w:szCs w:val="24"/>
+        </w:rPr>
+        <w:tab/>
+        <w:t>status_text=OK</w:t>
+      </w:r>
+      <w:r>
+        <w:rPr>
+          <w:rFonts w:ascii="Times New Roman" w:hAnsi="Times New Roman" w:cs="Times New Roman"/>
+          <w:sz w:val="24"/>
+          <w:szCs w:val="24"/>
+        </w:rPr>
+        <w:tab/>
+        <w:t>persistent=True</w:t>
+      </w:r>
+    </w:p>
+    <w:p>
+      <w:pPr>
+        <w:spacing w:after="160" w:line="278" w:lineRule="auto"/>
+        <w:rPr>
+          <w:rFonts w:ascii="Times New Roman" w:hAnsi="Times New Roman" w:cs="Times New Roman"/>
+          <w:sz w:val="24"/>
+          <w:szCs w:val="24"/>
+        </w:rPr>
+      </w:pPr>
+      <w:r>
+        <w:rPr>
+          <w:rFonts w:ascii="Times New Roman" w:hAnsi="Times New Roman" w:cs="Times New Roman"/>
+          <w:sz w:val="24"/>
+          <w:szCs w:val="24"/>
+        </w:rPr>
+        <w:t>EVENT=REQUEST</w:t>
+      </w:r>
+      <w:r>
+        <w:rPr>
+          <w:rFonts w:ascii="Times New Roman" w:hAnsi="Times New Roman" w:cs="Times New Roman"/>
+          <w:sz w:val="24"/>
+          <w:szCs w:val="24"/>
+        </w:rPr>
+        <w:tab/>
+        <w:t>time=2026-04-26 17:18:40</w:t>
+      </w:r>
+      <w:r>
+        <w:rPr>
+          <w:rFonts w:ascii="Times New Roman" w:hAnsi="Times New Roman" w:cs="Times New Roman"/>
+          <w:sz w:val="24"/>
+          <w:szCs w:val="24"/>
+        </w:rPr>
+        <w:tab/>
+        <w:t>connection_id=6</w:t>
+      </w:r>
+      <w:r>
+        <w:rPr>
+          <w:rFonts w:ascii="Times New Roman" w:hAnsi="Times New Roman" w:cs="Times New Roman"/>
+          <w:sz w:val="24"/>
+          <w:szCs w:val="24"/>
+        </w:rPr>
+        <w:tab/>
+        <w:t>thread=client-6</w:t>
+      </w:r>
+      <w:r>
+        <w:rPr>
+          <w:rFonts w:ascii="Times New Roman" w:hAnsi="Times New Roman" w:cs="Times New Roman"/>
+          <w:sz w:val="24"/>
+          <w:szCs w:val="24"/>
+        </w:rPr>
+        <w:tab/>
+        <w:t>client=127.0.0.1:55299</w:t>
+      </w:r>
+      <w:r>
+        <w:rPr>
+          <w:rFonts w:ascii="Times New Roman" w:hAnsi="Times New Roman" w:cs="Times New Roman"/>
+          <w:sz w:val="24"/>
+          <w:szCs w:val="24"/>
+        </w:rPr>
+        <w:tab/>
+        <w:t>method=GET</w:t>
+      </w:r>
+      <w:r>
+        <w:rPr>
+          <w:rFonts w:ascii="Times New Roman" w:hAnsi="Times New Roman" w:cs="Times New Roman"/>
+          <w:sz w:val="24"/>
+          <w:szCs w:val="24"/>
+        </w:rPr>
+        <w:tab/>
+        <w:t>target=/sample.txt</w:t>
+      </w:r>
+      <w:r>
+        <w:rPr>
+          <w:rFonts w:ascii="Times New Roman" w:hAnsi="Times New Roman" w:cs="Times New Roman"/>
+          <w:sz w:val="24"/>
+          <w:szCs w:val="24"/>
+        </w:rPr>
+        <w:tab/>
+        <w:t>version=HTTP/1.1</w:t>
+      </w:r>
+      <w:r>
+        <w:rPr>
+          <w:rFonts w:ascii="Times New Roman" w:hAnsi="Times New Roman" w:cs="Times New Roman"/>
+          <w:sz w:val="24"/>
+          <w:szCs w:val="24"/>
+        </w:rPr>
+        <w:tab/>
+        <w:t>status_code=200</w:t>
+      </w:r>
+      <w:r>
+        <w:rPr>
+          <w:rFonts w:ascii="Times New Roman" w:hAnsi="Times New Roman" w:cs="Times New Roman"/>
+          <w:sz w:val="24"/>
+          <w:szCs w:val="24"/>
+        </w:rPr>
+        <w:tab/>
+        <w:t>status_text=OK</w:t>
+      </w:r>
+      <w:r>
+        <w:rPr>
+          <w:rFonts w:ascii="Times New Roman" w:hAnsi="Times New Roman" w:cs="Times New Roman"/>
+          <w:sz w:val="24"/>
+          <w:szCs w:val="24"/>
+        </w:rPr>
+        <w:tab/>
+        <w:t>persistent=True</w:t>
+      </w:r>
+    </w:p>
+    <w:p>
+      <w:pPr>
+        <w:spacing w:after="160" w:line="278" w:lineRule="auto"/>
+        <w:rPr>
+          <w:rFonts w:ascii="Times New Roman" w:hAnsi="Times New Roman" w:cs="Times New Roman"/>
+          <w:sz w:val="24"/>
+          <w:szCs w:val="24"/>
+        </w:rPr>
+      </w:pPr>
+      <w:r>
+        <w:rPr>
+          <w:rFonts w:ascii="Times New Roman" w:hAnsi="Times New Roman" w:cs="Times New Roman"/>
+          <w:sz w:val="24"/>
+          <w:szCs w:val="24"/>
+        </w:rPr>
+        <w:t>EVENT=REQUEST</w:t>
+      </w:r>
+      <w:r>
+        <w:rPr>
+          <w:rFonts w:ascii="Times New Roman" w:hAnsi="Times New Roman" w:cs="Times New Roman"/>
+          <w:sz w:val="24"/>
+          <w:szCs w:val="24"/>
+        </w:rPr>
+        <w:tab/>
+        <w:t>time=2026-04-26 17:18:41</w:t>
+      </w:r>
+      <w:r>
+        <w:rPr>
+          <w:rFonts w:ascii="Times New Roman" w:hAnsi="Times New Roman" w:cs="Times New Roman"/>
+          <w:sz w:val="24"/>
+          <w:szCs w:val="24"/>
+        </w:rPr>
+        <w:tab/>
+        <w:t>connection_id=6</w:t>
+      </w:r>
+      <w:r>
+        <w:rPr>
+          <w:rFonts w:ascii="Times New Roman" w:hAnsi="Times New Roman" w:cs="Times New Roman"/>
+          <w:sz w:val="24"/>
+          <w:szCs w:val="24"/>
+        </w:rPr>
+        <w:tab/>
+        <w:t>thread=client-6</w:t>
+      </w:r>
+      <w:r>
+        <w:rPr>
+          <w:rFonts w:ascii="Times New Roman" w:hAnsi="Times New Roman" w:cs="Times New Roman"/>
+          <w:sz w:val="24"/>
+          <w:szCs w:val="24"/>
+        </w:rPr>
+        <w:tab/>
+        <w:t>client=127.0.0.1:55299</w:t>
+      </w:r>
+      <w:r>
+        <w:rPr>
+          <w:rFonts w:ascii="Times New Roman" w:hAnsi="Times New Roman" w:cs="Times New Roman"/>
+          <w:sz w:val="24"/>
+          <w:szCs w:val="24"/>
+        </w:rPr>
+        <w:tab/>
+        <w:t>method=GET</w:t>
+      </w:r>
+      <w:r>
+        <w:rPr>
+          <w:rFonts w:ascii="Times New Roman" w:hAnsi="Times New Roman" w:cs="Times New Roman"/>
+          <w:sz w:val="24"/>
+          <w:szCs w:val="24"/>
+        </w:rPr>
+        <w:tab/>
+        <w:t>target=/sample.txt</w:t>
+      </w:r>
+      <w:r>
+        <w:rPr>
+          <w:rFonts w:ascii="Times New Roman" w:hAnsi="Times New Roman" w:cs="Times New Roman"/>
+          <w:sz w:val="24"/>
+          <w:szCs w:val="24"/>
+        </w:rPr>
+        <w:tab/>
+        <w:t>version=HTTP/1.1</w:t>
+      </w:r>
+      <w:r>
+        <w:rPr>
+          <w:rFonts w:ascii="Times New Roman" w:hAnsi="Times New Roman" w:cs="Times New Roman"/>
+          <w:sz w:val="24"/>
+          <w:szCs w:val="24"/>
+        </w:rPr>
+        <w:tab/>
+        <w:t>status_code=200</w:t>
+      </w:r>
+      <w:r>
+        <w:rPr>
+          <w:rFonts w:ascii="Times New Roman" w:hAnsi="Times New Roman" w:cs="Times New Roman"/>
+          <w:sz w:val="24"/>
+          <w:szCs w:val="24"/>
+        </w:rPr>
+        <w:tab/>
+        <w:t>status_text=OK</w:t>
+      </w:r>
+      <w:r>
+        <w:rPr>
+          <w:rFonts w:ascii="Times New Roman" w:hAnsi="Times New Roman" w:cs="Times New Roman"/>
+          <w:sz w:val="24"/>
+          <w:szCs w:val="24"/>
+        </w:rPr>
+        <w:tab/>
+        <w:t>persistent=True</w:t>
+      </w:r>
+    </w:p>
+    <w:p>
+      <w:pPr>
+        <w:spacing w:after="160" w:line="278" w:lineRule="auto"/>
+        <w:rPr>
+          <w:rFonts w:ascii="Times New Roman" w:hAnsi="Times New Roman" w:cs="Times New Roman"/>
+          <w:sz w:val="24"/>
+          <w:szCs w:val="24"/>
+        </w:rPr>
+      </w:pPr>
+      <w:r>
+        <w:rPr>
+          <w:rFonts w:ascii="Times New Roman" w:hAnsi="Times New Roman" w:cs="Times New Roman"/>
+          <w:sz w:val="24"/>
+          <w:szCs w:val="24"/>
+        </w:rPr>
+        <w:t>EVENT=REQUEST</w:t>
+      </w:r>
+      <w:r>
+        <w:rPr>
+          <w:rFonts w:ascii="Times New Roman" w:hAnsi="Times New Roman" w:cs="Times New Roman"/>
+          <w:sz w:val="24"/>
+          <w:szCs w:val="24"/>
+        </w:rPr>
+        <w:tab/>
+        <w:t>time=2026-04-26 17:18:41</w:t>
+      </w:r>
+      <w:r>
+        <w:rPr>
+          <w:rFonts w:ascii="Times New Roman" w:hAnsi="Times New Roman" w:cs="Times New Roman"/>
+          <w:sz w:val="24"/>
+          <w:szCs w:val="24"/>
+        </w:rPr>
+        <w:tab/>
+        <w:t>connection_id=6</w:t>
+      </w:r>
+      <w:r>
+        <w:rPr>
+          <w:rFonts w:ascii="Times New Roman" w:hAnsi="Times New Roman" w:cs="Times New Roman"/>
+          <w:sz w:val="24"/>
+          <w:szCs w:val="24"/>
+        </w:rPr>
+        <w:tab/>
+        <w:t>thread=client-6</w:t>
+      </w:r>
+      <w:r>
+        <w:rPr>
+          <w:rFonts w:ascii="Times New Roman" w:hAnsi="Times New Roman" w:cs="Times New Roman"/>
+          <w:sz w:val="24"/>
+          <w:szCs w:val="24"/>
+        </w:rPr>
+        <w:tab/>
+        <w:t>client=127.0.0.1:55299</w:t>
+      </w:r>
+      <w:r>
+        <w:rPr>
+          <w:rFonts w:ascii="Times New Roman" w:hAnsi="Times New Roman" w:cs="Times New Roman"/>
+          <w:sz w:val="24"/>
+          <w:szCs w:val="24"/>
+        </w:rPr>
+        <w:tab/>
+        <w:t>method=GET</w:t>
+      </w:r>
+      <w:r>
+        <w:rPr>
+          <w:rFonts w:ascii="Times New Roman" w:hAnsi="Times New Roman" w:cs="Times New Roman"/>
+          <w:sz w:val="24"/>
+          <w:szCs w:val="24"/>
+        </w:rPr>
+        <w:tab/>
+        <w:t>target=/sample.txt</w:t>
+      </w:r>
+      <w:r>
+        <w:rPr>
+          <w:rFonts w:ascii="Times New Roman" w:hAnsi="Times New Roman" w:cs="Times New Roman"/>
+          <w:sz w:val="24"/>
+          <w:szCs w:val="24"/>
+        </w:rPr>
+        <w:tab/>
+        <w:t>version=HTTP/1.1</w:t>
+      </w:r>
+      <w:r>
+        <w:rPr>
+          <w:rFonts w:ascii="Times New Roman" w:hAnsi="Times New Roman" w:cs="Times New Roman"/>
+          <w:sz w:val="24"/>
+          <w:szCs w:val="24"/>
+        </w:rPr>
+        <w:tab/>
+        <w:t>status_code=200</w:t>
+      </w:r>
+      <w:r>
+        <w:rPr>
+          <w:rFonts w:ascii="Times New Roman" w:hAnsi="Times New Roman" w:cs="Times New Roman"/>
+          <w:sz w:val="24"/>
+          <w:szCs w:val="24"/>
+        </w:rPr>
+        <w:tab/>
+        <w:t>status_text=OK</w:t>
+      </w:r>
+      <w:r>
+        <w:rPr>
+          <w:rFonts w:ascii="Times New Roman" w:hAnsi="Times New Roman" w:cs="Times New Roman"/>
+          <w:sz w:val="24"/>
+          <w:szCs w:val="24"/>
+        </w:rPr>
+        <w:tab/>
+        <w:t>persistent=True</w:t>
+      </w:r>
+    </w:p>
+    <w:p>
+      <w:pPr>
+        <w:spacing w:after="160" w:line="278" w:lineRule="auto"/>
+        <w:rPr>
+          <w:rFonts w:ascii="Times New Roman" w:hAnsi="Times New Roman" w:cs="Times New Roman"/>
+          <w:sz w:val="24"/>
+          <w:szCs w:val="24"/>
+        </w:rPr>
+      </w:pPr>
+      <w:r>
+        <w:rPr>
+          <w:rFonts w:ascii="Times New Roman" w:hAnsi="Times New Roman" w:cs="Times New Roman"/>
+          <w:sz w:val="24"/>
+          <w:szCs w:val="24"/>
+        </w:rPr>
+        <w:t>EVENT=REQUEST</w:t>
+      </w:r>
+      <w:r>
+        <w:rPr>
+          <w:rFonts w:ascii="Times New Roman" w:hAnsi="Times New Roman" w:cs="Times New Roman"/>
+          <w:sz w:val="24"/>
+          <w:szCs w:val="24"/>
+        </w:rPr>
+        <w:tab/>
+        <w:t>time=2026-04-26 17:18:42</w:t>
+      </w:r>
+      <w:r>
+        <w:rPr>
+          <w:rFonts w:ascii="Times New Roman" w:hAnsi="Times New Roman" w:cs="Times New Roman"/>
+          <w:sz w:val="24"/>
+          <w:szCs w:val="24"/>
+        </w:rPr>
+        <w:tab/>
+        <w:t>connection_id=6</w:t>
+      </w:r>
+      <w:r>
+        <w:rPr>
+          <w:rFonts w:ascii="Times New Roman" w:hAnsi="Times New Roman" w:cs="Times New Roman"/>
+          <w:sz w:val="24"/>
+          <w:szCs w:val="24"/>
+        </w:rPr>
+        <w:tab/>
+        <w:t>thread=client-6</w:t>
+      </w:r>
+      <w:r>
+        <w:rPr>
+          <w:rFonts w:ascii="Times New Roman" w:hAnsi="Times New Roman" w:cs="Times New Roman"/>
+          <w:sz w:val="24"/>
+          <w:szCs w:val="24"/>
+        </w:rPr>
+        <w:tab/>
+        <w:t>client=127.0.0.1:55299</w:t>
+      </w:r>
+      <w:r>
+        <w:rPr>
+          <w:rFonts w:ascii="Times New Roman" w:hAnsi="Times New Roman" w:cs="Times New Roman"/>
+          <w:sz w:val="24"/>
+          <w:szCs w:val="24"/>
+        </w:rPr>
+        <w:tab/>
+        <w:t>method=GET</w:t>
+      </w:r>
+      <w:r>
+        <w:rPr>
+          <w:rFonts w:ascii="Times New Roman" w:hAnsi="Times New Roman" w:cs="Times New Roman"/>
+          <w:sz w:val="24"/>
+          <w:szCs w:val="24"/>
+        </w:rPr>
+        <w:tab/>
+        <w:t>target=/sample.txt</w:t>
+      </w:r>
+      <w:r>
+        <w:rPr>
+          <w:rFonts w:ascii="Times New Roman" w:hAnsi="Times New Roman" w:cs="Times New Roman"/>
+          <w:sz w:val="24"/>
+          <w:szCs w:val="24"/>
+        </w:rPr>
+        <w:tab/>
+        <w:t>version=HTTP/1.1</w:t>
+      </w:r>
+      <w:r>
+        <w:rPr>
+          <w:rFonts w:ascii="Times New Roman" w:hAnsi="Times New Roman" w:cs="Times New Roman"/>
+          <w:sz w:val="24"/>
+          <w:szCs w:val="24"/>
+        </w:rPr>
+        <w:tab/>
+        <w:t>status_code=200</w:t>
+      </w:r>
+      <w:r>
+        <w:rPr>
+          <w:rFonts w:ascii="Times New Roman" w:hAnsi="Times New Roman" w:cs="Times New Roman"/>
+          <w:sz w:val="24"/>
+          <w:szCs w:val="24"/>
+        </w:rPr>
+        <w:tab/>
+        <w:t>status_text=OK</w:t>
+      </w:r>
+      <w:r>
+        <w:rPr>
+          <w:rFonts w:ascii="Times New Roman" w:hAnsi="Times New Roman" w:cs="Times New Roman"/>
+          <w:sz w:val="24"/>
+          <w:szCs w:val="24"/>
+        </w:rPr>
+        <w:tab/>
+        <w:t>persistent=True</w:t>
+      </w:r>
+    </w:p>
+    <w:p>
+      <w:pPr>
+        <w:spacing w:after="160" w:line="278" w:lineRule="auto"/>
+        <w:rPr>
+          <w:rFonts w:ascii="Times New Roman" w:hAnsi="Times New Roman" w:cs="Times New Roman"/>
+          <w:sz w:val="24"/>
+          <w:szCs w:val="24"/>
+        </w:rPr>
+      </w:pPr>
+      <w:r>
+        <w:rPr>
+          <w:rFonts w:ascii="Times New Roman" w:hAnsi="Times New Roman" w:cs="Times New Roman"/>
+          <w:sz w:val="24"/>
+          <w:szCs w:val="24"/>
+        </w:rPr>
+        <w:t>EVENT=REQUEST</w:t>
+      </w:r>
+      <w:r>
+        <w:rPr>
+          <w:rFonts w:ascii="Times New Roman" w:hAnsi="Times New Roman" w:cs="Times New Roman"/>
+          <w:sz w:val="24"/>
+          <w:szCs w:val="24"/>
+        </w:rPr>
+        <w:tab/>
+        <w:t>time=2026-04-26 17:18:42</w:t>
+      </w:r>
+      <w:r>
+        <w:rPr>
+          <w:rFonts w:ascii="Times New Roman" w:hAnsi="Times New Roman" w:cs="Times New Roman"/>
+          <w:sz w:val="24"/>
+          <w:szCs w:val="24"/>
+        </w:rPr>
+        <w:tab/>
+        <w:t>connection_id=6</w:t>
+      </w:r>
+      <w:r>
+        <w:rPr>
+          <w:rFonts w:ascii="Times New Roman" w:hAnsi="Times New Roman" w:cs="Times New Roman"/>
+          <w:sz w:val="24"/>
+          <w:szCs w:val="24"/>
+        </w:rPr>
+        <w:tab/>
+        <w:t>thread=client-6</w:t>
+      </w:r>
+      <w:r>
+        <w:rPr>
+          <w:rFonts w:ascii="Times New Roman" w:hAnsi="Times New Roman" w:cs="Times New Roman"/>
+          <w:sz w:val="24"/>
+          <w:szCs w:val="24"/>
+        </w:rPr>
+        <w:tab/>
+        <w:t>client=127.0.0.1:55299</w:t>
+      </w:r>
+      <w:r>
+        <w:rPr>
+          <w:rFonts w:ascii="Times New Roman" w:hAnsi="Times New Roman" w:cs="Times New Roman"/>
+          <w:sz w:val="24"/>
+          <w:szCs w:val="24"/>
+        </w:rPr>
+        <w:tab/>
+        <w:t>method=GET</w:t>
+      </w:r>
+      <w:r>
+        <w:rPr>
+          <w:rFonts w:ascii="Times New Roman" w:hAnsi="Times New Roman" w:cs="Times New Roman"/>
+          <w:sz w:val="24"/>
+          <w:szCs w:val="24"/>
+        </w:rPr>
+        <w:tab/>
+        <w:t>target=/sample.txt</w:t>
+      </w:r>
+      <w:r>
+        <w:rPr>
+          <w:rFonts w:ascii="Times New Roman" w:hAnsi="Times New Roman" w:cs="Times New Roman"/>
+          <w:sz w:val="24"/>
+          <w:szCs w:val="24"/>
+        </w:rPr>
+        <w:tab/>
+        <w:t>version=HTTP/1.1</w:t>
+      </w:r>
+      <w:r>
+        <w:rPr>
+          <w:rFonts w:ascii="Times New Roman" w:hAnsi="Times New Roman" w:cs="Times New Roman"/>
+          <w:sz w:val="24"/>
+          <w:szCs w:val="24"/>
+        </w:rPr>
+        <w:tab/>
+        <w:t>status_code=200</w:t>
+      </w:r>
+      <w:r>
+        <w:rPr>
+          <w:rFonts w:ascii="Times New Roman" w:hAnsi="Times New Roman" w:cs="Times New Roman"/>
+          <w:sz w:val="24"/>
+          <w:szCs w:val="24"/>
+        </w:rPr>
+        <w:tab/>
+        <w:t>status_text=OK</w:t>
+      </w:r>
+      <w:r>
+        <w:rPr>
+          <w:rFonts w:ascii="Times New Roman" w:hAnsi="Times New Roman" w:cs="Times New Roman"/>
+          <w:sz w:val="24"/>
+          <w:szCs w:val="24"/>
+        </w:rPr>
+        <w:tab/>
+        <w:t>persistent=True</w:t>
+      </w:r>
+    </w:p>
+    <w:p>
+      <w:pPr>
+        <w:spacing w:after="160" w:line="278" w:lineRule="auto"/>
+        <w:rPr>
+          <w:rFonts w:ascii="Times New Roman" w:hAnsi="Times New Roman" w:cs="Times New Roman"/>
+          <w:sz w:val="24"/>
+          <w:szCs w:val="24"/>
+        </w:rPr>
+      </w:pPr>
+      <w:r>
+        <w:rPr>
+          <w:rFonts w:ascii="Times New Roman" w:hAnsi="Times New Roman" w:cs="Times New Roman"/>
+          <w:sz w:val="24"/>
+          <w:szCs w:val="24"/>
+        </w:rPr>
+        <w:t>EVENT=REQUEST</w:t>
+      </w:r>
+      <w:r>
+        <w:rPr>
+          <w:rFonts w:ascii="Times New Roman" w:hAnsi="Times New Roman" w:cs="Times New Roman"/>
+          <w:sz w:val="24"/>
+          <w:szCs w:val="24"/>
+        </w:rPr>
+        <w:tab/>
+        <w:t>time=2026-04-26 17:18:43</w:t>
+      </w:r>
+      <w:r>
+        <w:rPr>
+          <w:rFonts w:ascii="Times New Roman" w:hAnsi="Times New Roman" w:cs="Times New Roman"/>
+          <w:sz w:val="24"/>
+          <w:szCs w:val="24"/>
+        </w:rPr>
+        <w:tab/>
+        <w:t>connection_id=6</w:t>
+      </w:r>
+      <w:r>
+        <w:rPr>
+          <w:rFonts w:ascii="Times New Roman" w:hAnsi="Times New Roman" w:cs="Times New Roman"/>
+          <w:sz w:val="24"/>
+          <w:szCs w:val="24"/>
+        </w:rPr>
+        <w:tab/>
+        <w:t>thread=client-6</w:t>
+      </w:r>
+      <w:r>
+        <w:rPr>
+          <w:rFonts w:ascii="Times New Roman" w:hAnsi="Times New Roman" w:cs="Times New Roman"/>
+          <w:sz w:val="24"/>
+          <w:szCs w:val="24"/>
+        </w:rPr>
+        <w:tab/>
+        <w:t>client=127.0.0.1:55299</w:t>
+      </w:r>
+      <w:r>
+        <w:rPr>
+          <w:rFonts w:ascii="Times New Roman" w:hAnsi="Times New Roman" w:cs="Times New Roman"/>
+          <w:sz w:val="24"/>
+          <w:szCs w:val="24"/>
+        </w:rPr>
+        <w:tab/>
+        <w:t>method=GET</w:t>
+      </w:r>
+      <w:r>
+        <w:rPr>
+          <w:rFonts w:ascii="Times New Roman" w:hAnsi="Times New Roman" w:cs="Times New Roman"/>
+          <w:sz w:val="24"/>
+          <w:szCs w:val="24"/>
+        </w:rPr>
+        <w:tab/>
+        <w:t>target=/sample.txt</w:t>
+      </w:r>
+      <w:r>
+        <w:rPr>
+          <w:rFonts w:ascii="Times New Roman" w:hAnsi="Times New Roman" w:cs="Times New Roman"/>
+          <w:sz w:val="24"/>
+          <w:szCs w:val="24"/>
+        </w:rPr>
+        <w:tab/>
+        <w:t>version=HTTP/1.1</w:t>
+      </w:r>
+      <w:r>
+        <w:rPr>
+          <w:rFonts w:ascii="Times New Roman" w:hAnsi="Times New Roman" w:cs="Times New Roman"/>
+          <w:sz w:val="24"/>
+          <w:szCs w:val="24"/>
+        </w:rPr>
+        <w:tab/>
+        <w:t>status_code=200</w:t>
+      </w:r>
+      <w:r>
+        <w:rPr>
+          <w:rFonts w:ascii="Times New Roman" w:hAnsi="Times New Roman" w:cs="Times New Roman"/>
+          <w:sz w:val="24"/>
+          <w:szCs w:val="24"/>
+        </w:rPr>
+        <w:tab/>
+        <w:t>status_text=OK</w:t>
+      </w:r>
+      <w:r>
+        <w:rPr>
+          <w:rFonts w:ascii="Times New Roman" w:hAnsi="Times New Roman" w:cs="Times New Roman"/>
+          <w:sz w:val="24"/>
+          <w:szCs w:val="24"/>
+        </w:rPr>
+        <w:tab/>
+        <w:t>persistent=True</w:t>
+      </w:r>
+    </w:p>
+    <w:p>
+      <w:pPr>
+        <w:spacing w:after="160" w:line="278" w:lineRule="auto"/>
+        <w:rPr>
+          <w:rFonts w:ascii="Times New Roman" w:hAnsi="Times New Roman" w:cs="Times New Roman"/>
+          <w:sz w:val="24"/>
+          <w:szCs w:val="24"/>
+        </w:rPr>
+      </w:pPr>
+      <w:r>
+        <w:rPr>
+          <w:rFonts w:ascii="Times New Roman" w:hAnsi="Times New Roman" w:cs="Times New Roman"/>
+          <w:sz w:val="24"/>
+          <w:szCs w:val="24"/>
+        </w:rPr>
+        <w:t>EVENT=REQUEST</w:t>
+      </w:r>
+      <w:r>
+        <w:rPr>
+          <w:rFonts w:ascii="Times New Roman" w:hAnsi="Times New Roman" w:cs="Times New Roman"/>
+          <w:sz w:val="24"/>
+          <w:szCs w:val="24"/>
+        </w:rPr>
+        <w:tab/>
+        <w:t>time=2026-04-26 17:18:43</w:t>
+      </w:r>
+      <w:r>
+        <w:rPr>
+          <w:rFonts w:ascii="Times New Roman" w:hAnsi="Times New Roman" w:cs="Times New Roman"/>
+          <w:sz w:val="24"/>
+          <w:szCs w:val="24"/>
+        </w:rPr>
+        <w:tab/>
+        <w:t>connection_id=6</w:t>
+      </w:r>
+      <w:r>
+        <w:rPr>
+          <w:rFonts w:ascii="Times New Roman" w:hAnsi="Times New Roman" w:cs="Times New Roman"/>
+          <w:sz w:val="24"/>
+          <w:szCs w:val="24"/>
+        </w:rPr>
+        <w:tab/>
+        <w:t>thread=client-6</w:t>
+      </w:r>
+      <w:r>
+        <w:rPr>
+          <w:rFonts w:ascii="Times New Roman" w:hAnsi="Times New Roman" w:cs="Times New Roman"/>
+          <w:sz w:val="24"/>
+          <w:szCs w:val="24"/>
+        </w:rPr>
+        <w:tab/>
+        <w:t>client=127.0.0.1:55299</w:t>
+      </w:r>
+      <w:r>
+        <w:rPr>
+          <w:rFonts w:ascii="Times New Roman" w:hAnsi="Times New Roman" w:cs="Times New Roman"/>
+          <w:sz w:val="24"/>
+          <w:szCs w:val="24"/>
+        </w:rPr>
+        <w:tab/>
+        <w:t>method=GET</w:t>
+      </w:r>
+      <w:r>
+        <w:rPr>
+          <w:rFonts w:ascii="Times New Roman" w:hAnsi="Times New Roman" w:cs="Times New Roman"/>
+          <w:sz w:val="24"/>
+          <w:szCs w:val="24"/>
+        </w:rPr>
+        <w:tab/>
+        <w:t>target=/sample.txt</w:t>
+      </w:r>
+      <w:r>
+        <w:rPr>
+          <w:rFonts w:ascii="Times New Roman" w:hAnsi="Times New Roman" w:cs="Times New Roman"/>
+          <w:sz w:val="24"/>
+          <w:szCs w:val="24"/>
+        </w:rPr>
+        <w:tab/>
+        <w:t>version=HTTP/1.1</w:t>
+      </w:r>
+      <w:r>
+        <w:rPr>
+          <w:rFonts w:ascii="Times New Roman" w:hAnsi="Times New Roman" w:cs="Times New Roman"/>
+          <w:sz w:val="24"/>
+          <w:szCs w:val="24"/>
+        </w:rPr>
+        <w:tab/>
+        <w:t>status_code=200</w:t>
+      </w:r>
+      <w:r>
+        <w:rPr>
+          <w:rFonts w:ascii="Times New Roman" w:hAnsi="Times New Roman" w:cs="Times New Roman"/>
+          <w:sz w:val="24"/>
+          <w:szCs w:val="24"/>
+        </w:rPr>
+        <w:tab/>
+        <w:t>status_text=OK</w:t>
+      </w:r>
+      <w:r>
+        <w:rPr>
+          <w:rFonts w:ascii="Times New Roman" w:hAnsi="Times New Roman" w:cs="Times New Roman"/>
+          <w:sz w:val="24"/>
+          <w:szCs w:val="24"/>
+        </w:rPr>
+        <w:tab/>
+        <w:t>persistent=True</w:t>
+      </w:r>
+    </w:p>
+    <w:p>
+      <w:pPr>
+        <w:spacing w:after="160" w:line="278" w:lineRule="auto"/>
+        <w:rPr>
+          <w:rFonts w:ascii="Times New Roman" w:hAnsi="Times New Roman" w:cs="Times New Roman"/>
+          <w:sz w:val="24"/>
+          <w:szCs w:val="24"/>
+        </w:rPr>
+      </w:pPr>
+      <w:r>
+        <w:rPr>
+          <w:rFonts w:ascii="Times New Roman" w:hAnsi="Times New Roman" w:cs="Times New Roman"/>
+          <w:sz w:val="24"/>
+          <w:szCs w:val="24"/>
+        </w:rPr>
+        <w:t>EVENT=REQUEST</w:t>
+      </w:r>
+      <w:r>
+        <w:rPr>
+          <w:rFonts w:ascii="Times New Roman" w:hAnsi="Times New Roman" w:cs="Times New Roman"/>
+          <w:sz w:val="24"/>
+          <w:szCs w:val="24"/>
+        </w:rPr>
+        <w:tab/>
+        <w:t>time=2026-04-26 17:18:44</w:t>
+      </w:r>
+      <w:r>
+        <w:rPr>
+          <w:rFonts w:ascii="Times New Roman" w:hAnsi="Times New Roman" w:cs="Times New Roman"/>
+          <w:sz w:val="24"/>
+          <w:szCs w:val="24"/>
+        </w:rPr>
+        <w:tab/>
+        <w:t>connection_id=6</w:t>
+      </w:r>
+      <w:r>
+        <w:rPr>
+          <w:rFonts w:ascii="Times New Roman" w:hAnsi="Times New Roman" w:cs="Times New Roman"/>
+          <w:sz w:val="24"/>
+          <w:szCs w:val="24"/>
+        </w:rPr>
+        <w:tab/>
+        <w:t>thread=client-6</w:t>
+      </w:r>
+      <w:r>
+        <w:rPr>
+          <w:rFonts w:ascii="Times New Roman" w:hAnsi="Times New Roman" w:cs="Times New Roman"/>
+          <w:sz w:val="24"/>
+          <w:szCs w:val="24"/>
+        </w:rPr>
+        <w:tab/>
+        <w:t>client=127.0.0.1:55299</w:t>
+      </w:r>
+      <w:r>
+        <w:rPr>
+          <w:rFonts w:ascii="Times New Roman" w:hAnsi="Times New Roman" w:cs="Times New Roman"/>
+          <w:sz w:val="24"/>
+          <w:szCs w:val="24"/>
+        </w:rPr>
+        <w:tab/>
+        <w:t>method=GET</w:t>
+      </w:r>
+      <w:r>
+        <w:rPr>
+          <w:rFonts w:ascii="Times New Roman" w:hAnsi="Times New Roman" w:cs="Times New Roman"/>
+          <w:sz w:val="24"/>
+          <w:szCs w:val="24"/>
+        </w:rPr>
+        <w:tab/>
+        <w:t>target=/sample.txt</w:t>
+      </w:r>
+      <w:r>
+        <w:rPr>
+          <w:rFonts w:ascii="Times New Roman" w:hAnsi="Times New Roman" w:cs="Times New Roman"/>
+          <w:sz w:val="24"/>
+          <w:szCs w:val="24"/>
+        </w:rPr>
+        <w:tab/>
+        <w:t>version=HTTP/1.1</w:t>
+      </w:r>
+      <w:r>
+        <w:rPr>
+          <w:rFonts w:ascii="Times New Roman" w:hAnsi="Times New Roman" w:cs="Times New Roman"/>
+          <w:sz w:val="24"/>
+          <w:szCs w:val="24"/>
+        </w:rPr>
+        <w:tab/>
+        <w:t>status_code=200</w:t>
+      </w:r>
+      <w:r>
+        <w:rPr>
+          <w:rFonts w:ascii="Times New Roman" w:hAnsi="Times New Roman" w:cs="Times New Roman"/>
+          <w:sz w:val="24"/>
+          <w:szCs w:val="24"/>
+        </w:rPr>
+        <w:tab/>
+        <w:t>status_text=OK</w:t>
+      </w:r>
+      <w:r>
+        <w:rPr>
+          <w:rFonts w:ascii="Times New Roman" w:hAnsi="Times New Roman" w:cs="Times New Roman"/>
+          <w:sz w:val="24"/>
+          <w:szCs w:val="24"/>
+        </w:rPr>
+        <w:tab/>
+        <w:t>persistent=True</w:t>
+      </w:r>
+    </w:p>
+    <w:p>
+      <w:pPr>
+        <w:spacing w:after="160" w:line="278" w:lineRule="auto"/>
+        <w:rPr>
+          <w:rFonts w:ascii="Times New Roman" w:hAnsi="Times New Roman" w:cs="Times New Roman"/>
+          <w:sz w:val="24"/>
+          <w:szCs w:val="24"/>
+        </w:rPr>
+      </w:pPr>
+      <w:r>
+        <w:rPr>
+          <w:rFonts w:ascii="Times New Roman" w:hAnsi="Times New Roman" w:cs="Times New Roman"/>
+          <w:sz w:val="24"/>
+          <w:szCs w:val="24"/>
+        </w:rPr>
+        <w:t>EVENT=CONNECTION_END</w:t>
+      </w:r>
+      <w:r>
+        <w:rPr>
+          <w:rFonts w:ascii="Times New Roman" w:hAnsi="Times New Roman" w:cs="Times New Roman"/>
+          <w:sz w:val="24"/>
+          <w:szCs w:val="24"/>
+        </w:rPr>
+        <w:tab/>
+        <w:t>time=2026-04-26 17:18:49</w:t>
+      </w:r>
+      <w:r>
+        <w:rPr>
+          <w:rFonts w:ascii="Times New Roman" w:hAnsi="Times New Roman" w:cs="Times New Roman"/>
+          <w:sz w:val="24"/>
+          <w:szCs w:val="24"/>
+        </w:rPr>
+        <w:tab/>
+        <w:t>connection_id=6</w:t>
+      </w:r>
+      <w:r>
+        <w:rPr>
+          <w:rFonts w:ascii="Times New Roman" w:hAnsi="Times New Roman" w:cs="Times New Roman"/>
+          <w:sz w:val="24"/>
+          <w:szCs w:val="24"/>
+        </w:rPr>
+        <w:tab/>
+        <w:t>thread=client-6</w:t>
+      </w:r>
+      <w:r>
+        <w:rPr>
+          <w:rFonts w:ascii="Times New Roman" w:hAnsi="Times New Roman" w:cs="Times New Roman"/>
+          <w:sz w:val="24"/>
+          <w:szCs w:val="24"/>
+        </w:rPr>
+        <w:tab/>
+        <w:t>client=127.0.0.1:55299</w:t>
+      </w:r>
+      <w:r>
+        <w:rPr>
+          <w:rFonts w:ascii="Times New Roman" w:hAnsi="Times New Roman" w:cs="Times New Roman"/>
+          <w:sz w:val="24"/>
+          <w:szCs w:val="24"/>
+        </w:rPr>
+        <w:tab/>
+      </w:r>
+      <w:r>
+        <w:rPr>
+          <w:rFonts w:ascii="Times New Roman" w:hAnsi="Times New Roman" w:cs="Times New Roman"/>
+          <w:sz w:val="24"/>
+          <w:szCs w:val="24"/>
+          <w:highlight w:val="yellow"/>
+        </w:rPr>
+        <w:t>total_requests=</w:t>
+      </w:r>
+      <w:r>
+        <w:rPr>
+          <w:rFonts w:ascii="Times New Roman" w:hAnsi="Times New Roman" w:cs="Times New Roman"/>
+          <w:b/>
+          <w:bCs/>
+          <w:sz w:val="24"/>
+          <w:szCs w:val="24"/>
+          <w:highlight w:val="yellow"/>
+        </w:rPr>
+        <w:t>10</w:t>
+      </w:r>
+      <w:r>
+        <w:rPr>
+          <w:rFonts w:ascii="Times New Roman" w:hAnsi="Times New Roman" w:cs="Times New Roman"/>
+          <w:sz w:val="24"/>
+          <w:szCs w:val="24"/>
+        </w:rPr>
+        <w:tab/>
+        <w:t>reason=keep_alive_timeout</w:t>
+      </w:r>
+      <w:r>
+        <w:rPr>
+          <w:rFonts w:ascii="Times New Roman" w:hAnsi="Times New Roman" w:cs="Times New Roman"/>
+          <w:sz w:val="24"/>
+          <w:szCs w:val="24"/>
+        </w:rPr>
+        <w:br w:type="page"/>
+      </w:r>
+    </w:p>
+    <w:p>
+      <w:pPr>
+        <w:ind w:right="-46"/>
+        <w:rPr>
+          <w:rFonts w:ascii="Times New Roman" w:hAnsi="Times New Roman" w:cs="Times New Roman"/>
+          <w:sz w:val="24"/>
+          <w:szCs w:val="24"/>
+        </w:rPr>
+      </w:pPr>
+      <w:r>
+        <w:rPr>
+          <w:rFonts w:ascii="Times New Roman" w:hAnsi="Times New Roman" w:cs="Times New Roman"/>
+          <w:sz w:val="24"/>
+          <w:szCs w:val="24"/>
+        </w:rPr>
+        <w:lastRenderedPageBreak/>
+        <w:t>Multi-thread</w:t>
+      </w:r>
+    </w:p>
+    <w:p>
+      <w:pPr>
+        <w:ind w:right="-46"/>
+        <w:rPr>
+          <w:rFonts w:ascii="Times New Roman" w:hAnsi="Times New Roman" w:cs="Times New Roman"/>
+          <w:sz w:val="24"/>
+          <w:szCs w:val="24"/>
+        </w:rPr>
+      </w:pPr>
+      <w:r>
+        <w:rPr>
+          <w:rFonts w:ascii="Times New Roman" w:hAnsi="Times New Roman" w:cs="Times New Roman"/>
+          <w:sz w:val="24"/>
+          <w:szCs w:val="24"/>
+        </w:rPr>
+        <w:t>EVENT=CONNECTION_START</w:t>
+      </w:r>
+      <w:r>
+        <w:rPr>
+          <w:rFonts w:ascii="Times New Roman" w:hAnsi="Times New Roman" w:cs="Times New Roman"/>
+          <w:sz w:val="24"/>
+          <w:szCs w:val="24"/>
+        </w:rPr>
+        <w:tab/>
+        <w:t>time=2026-04-26 18:29:01</w:t>
+      </w:r>
+      <w:r>
+        <w:rPr>
+          <w:rFonts w:ascii="Times New Roman" w:hAnsi="Times New Roman" w:cs="Times New Roman"/>
+          <w:sz w:val="24"/>
+          <w:szCs w:val="24"/>
+        </w:rPr>
+        <w:tab/>
+        <w:t>connection_id=27</w:t>
+      </w:r>
+      <w:r>
+        <w:rPr>
+          <w:rFonts w:ascii="Times New Roman" w:hAnsi="Times New Roman" w:cs="Times New Roman"/>
+          <w:sz w:val="24"/>
+          <w:szCs w:val="24"/>
+        </w:rPr>
+        <w:tab/>
+        <w:t>thread=client-27</w:t>
+      </w:r>
+      <w:r>
+        <w:rPr>
+          <w:rFonts w:ascii="Times New Roman" w:hAnsi="Times New Roman" w:cs="Times New Roman"/>
+          <w:sz w:val="24"/>
+          <w:szCs w:val="24"/>
+        </w:rPr>
+        <w:tab/>
+        <w:t>client=127.0.0.1:55721</w:t>
+      </w:r>
+      <w:r>
+        <w:rPr>
+          <w:rFonts w:ascii="Times New Roman" w:hAnsi="Times New Roman" w:cs="Times New Roman"/>
+          <w:sz w:val="24"/>
+          <w:szCs w:val="24"/>
+        </w:rPr>
+        <w:tab/>
+      </w:r>
+      <w:r>
+        <w:rPr>
+          <w:rFonts w:ascii="Times New Roman" w:hAnsi="Times New Roman" w:cs="Times New Roman"/>
+          <w:sz w:val="24"/>
+          <w:szCs w:val="24"/>
+          <w:highlight w:val="yellow"/>
+        </w:rPr>
+        <w:t>active_threads=</w:t>
+      </w:r>
+      <w:r>
+        <w:rPr>
+          <w:rFonts w:ascii="Times New Roman" w:hAnsi="Times New Roman" w:cs="Times New Roman"/>
+          <w:b/>
+          <w:bCs/>
+          <w:sz w:val="24"/>
+          <w:szCs w:val="24"/>
+          <w:highlight w:val="yellow"/>
+        </w:rPr>
+        <w:t>2</w:t>
+      </w:r>
+    </w:p>
+    <w:p>
+      <w:pPr>
+        <w:ind w:right="-46"/>
+        <w:rPr>
+          <w:rFonts w:ascii="Times New Roman" w:hAnsi="Times New Roman" w:cs="Times New Roman"/>
+          <w:sz w:val="24"/>
+          <w:szCs w:val="24"/>
+        </w:rPr>
+      </w:pPr>
+      <w:r>
+        <w:rPr>
+          <w:rFonts w:ascii="Times New Roman" w:hAnsi="Times New Roman" w:cs="Times New Roman"/>
+          <w:sz w:val="24"/>
+          <w:szCs w:val="24"/>
+        </w:rPr>
+        <w:t>EVENT=CONNECTION_START</w:t>
+      </w:r>
+      <w:r>
+        <w:rPr>
+          <w:rFonts w:ascii="Times New Roman" w:hAnsi="Times New Roman" w:cs="Times New Roman"/>
+          <w:sz w:val="24"/>
+          <w:szCs w:val="24"/>
+        </w:rPr>
+        <w:tab/>
+        <w:t>time=2026-04-26 18:29:01</w:t>
+      </w:r>
+      <w:r>
+        <w:rPr>
+          <w:rFonts w:ascii="Times New Roman" w:hAnsi="Times New Roman" w:cs="Times New Roman"/>
+          <w:sz w:val="24"/>
+          <w:szCs w:val="24"/>
+        </w:rPr>
+        <w:tab/>
+        <w:t>connection_id=28</w:t>
+      </w:r>
+      <w:r>
+        <w:rPr>
+          <w:rFonts w:ascii="Times New Roman" w:hAnsi="Times New Roman" w:cs="Times New Roman"/>
+          <w:sz w:val="24"/>
+          <w:szCs w:val="24"/>
+        </w:rPr>
+        <w:tab/>
+        <w:t>thread=client-28</w:t>
+      </w:r>
+      <w:r>
+        <w:rPr>
+          <w:rFonts w:ascii="Times New Roman" w:hAnsi="Times New Roman" w:cs="Times New Roman"/>
+          <w:sz w:val="24"/>
+          <w:szCs w:val="24"/>
+        </w:rPr>
+        <w:tab/>
+        <w:t>client=127.0.0.1:55722</w:t>
+      </w:r>
+      <w:r>
+        <w:rPr>
+          <w:rFonts w:ascii="Times New Roman" w:hAnsi="Times New Roman" w:cs="Times New Roman"/>
+          <w:sz w:val="24"/>
+          <w:szCs w:val="24"/>
+        </w:rPr>
+        <w:tab/>
+      </w:r>
+      <w:r>
+        <w:rPr>
+          <w:rFonts w:ascii="Times New Roman" w:hAnsi="Times New Roman" w:cs="Times New Roman"/>
+          <w:sz w:val="24"/>
+          <w:szCs w:val="24"/>
+          <w:highlight w:val="yellow"/>
+        </w:rPr>
+        <w:t>active_threads=</w:t>
+      </w:r>
+      <w:r>
+        <w:rPr>
+          <w:rFonts w:ascii="Times New Roman" w:hAnsi="Times New Roman" w:cs="Times New Roman"/>
+          <w:b/>
+          <w:bCs/>
+          <w:sz w:val="24"/>
+          <w:szCs w:val="24"/>
+          <w:highlight w:val="yellow"/>
+        </w:rPr>
+        <w:t>3</w:t>
+      </w:r>
+    </w:p>
+    <w:p>
+      <w:pPr>
+        <w:ind w:right="-46"/>
+        <w:rPr>
+          <w:rFonts w:ascii="Times New Roman" w:hAnsi="Times New Roman" w:cs="Times New Roman"/>
+          <w:sz w:val="24"/>
+          <w:szCs w:val="24"/>
+        </w:rPr>
+      </w:pPr>
+      <w:r>
+        <w:rPr>
+          <w:rFonts w:ascii="Times New Roman" w:hAnsi="Times New Roman" w:cs="Times New Roman"/>
+          <w:sz w:val="24"/>
+          <w:szCs w:val="24"/>
+        </w:rPr>
+        <w:t>EVENT=CONNECTION_START</w:t>
+      </w:r>
+      <w:r>
+        <w:rPr>
+          <w:rFonts w:ascii="Times New Roman" w:hAnsi="Times New Roman" w:cs="Times New Roman"/>
+          <w:sz w:val="24"/>
+          <w:szCs w:val="24"/>
+        </w:rPr>
+        <w:tab/>
+        <w:t>time=2026-04-26 18:29:01</w:t>
+      </w:r>
+      <w:r>
+        <w:rPr>
+          <w:rFonts w:ascii="Times New Roman" w:hAnsi="Times New Roman" w:cs="Times New Roman"/>
+          <w:sz w:val="24"/>
+          <w:szCs w:val="24"/>
+        </w:rPr>
+        <w:tab/>
+        <w:t>connection_id=29</w:t>
+      </w:r>
+      <w:r>
+        <w:rPr>
+          <w:rFonts w:ascii="Times New Roman" w:hAnsi="Times New Roman" w:cs="Times New Roman"/>
+          <w:sz w:val="24"/>
+          <w:szCs w:val="24"/>
+        </w:rPr>
+        <w:tab/>
+        <w:t>thread=client-29</w:t>
+      </w:r>
+      <w:r>
+        <w:rPr>
+          <w:rFonts w:ascii="Times New Roman" w:hAnsi="Times New Roman" w:cs="Times New Roman"/>
+          <w:sz w:val="24"/>
+          <w:szCs w:val="24"/>
+        </w:rPr>
+        <w:tab/>
+        <w:t>client=127.0.0.1:55723</w:t>
+      </w:r>
+      <w:r>
+        <w:rPr>
+          <w:rFonts w:ascii="Times New Roman" w:hAnsi="Times New Roman" w:cs="Times New Roman"/>
+          <w:sz w:val="24"/>
+          <w:szCs w:val="24"/>
+        </w:rPr>
+        <w:tab/>
+      </w:r>
+      <w:r>
+        <w:rPr>
+          <w:rFonts w:ascii="Times New Roman" w:hAnsi="Times New Roman" w:cs="Times New Roman"/>
+          <w:sz w:val="24"/>
+          <w:szCs w:val="24"/>
+          <w:highlight w:val="yellow"/>
+        </w:rPr>
+        <w:t>active_threads=</w:t>
+      </w:r>
+      <w:r>
+        <w:rPr>
+          <w:rFonts w:ascii="Times New Roman" w:hAnsi="Times New Roman" w:cs="Times New Roman"/>
+          <w:b/>
+          <w:bCs/>
+          <w:sz w:val="24"/>
+          <w:szCs w:val="24"/>
+          <w:highlight w:val="yellow"/>
+        </w:rPr>
+        <w:t>4</w:t>
+      </w:r>
+    </w:p>
+    <w:p>
+      <w:pPr>
+        <w:ind w:right="-46"/>
+        <w:rPr>
+          <w:rFonts w:ascii="Times New Roman" w:hAnsi="Times New Roman" w:cs="Times New Roman"/>
+          <w:sz w:val="24"/>
+          <w:szCs w:val="24"/>
+        </w:rPr>
+      </w:pPr>
+      <w:r>
+        <w:rPr>
+          <w:rFonts w:ascii="Times New Roman" w:hAnsi="Times New Roman" w:cs="Times New Roman"/>
+          <w:sz w:val="24"/>
+          <w:szCs w:val="24"/>
+        </w:rPr>
+        <w:t>EVENT=CONNECTION_START</w:t>
+      </w:r>
+      <w:r>
+        <w:rPr>
+          <w:rFonts w:ascii="Times New Roman" w:hAnsi="Times New Roman" w:cs="Times New Roman"/>
+          <w:sz w:val="24"/>
+          <w:szCs w:val="24"/>
+        </w:rPr>
+        <w:tab/>
+        <w:t>time=2026-04-26 18:29:01</w:t>
+      </w:r>
+      <w:r>
+        <w:rPr>
+          <w:rFonts w:ascii="Times New Roman" w:hAnsi="Times New Roman" w:cs="Times New Roman"/>
+          <w:sz w:val="24"/>
+          <w:szCs w:val="24"/>
+        </w:rPr>
+        <w:tab/>
+        <w:t>connection_id=30</w:t>
+      </w:r>
+      <w:r>
+        <w:rPr>
+          <w:rFonts w:ascii="Times New Roman" w:hAnsi="Times New Roman" w:cs="Times New Roman"/>
+          <w:sz w:val="24"/>
+          <w:szCs w:val="24"/>
+        </w:rPr>
+        <w:tab/>
+        <w:t>thread=client-30</w:t>
+      </w:r>
+      <w:r>
+        <w:rPr>
+          <w:rFonts w:ascii="Times New Roman" w:hAnsi="Times New Roman" w:cs="Times New Roman"/>
+          <w:sz w:val="24"/>
+          <w:szCs w:val="24"/>
+        </w:rPr>
+        <w:tab/>
+        <w:t>client=127.0.0.1:55724</w:t>
+      </w:r>
+      <w:r>
+        <w:rPr>
+          <w:rFonts w:ascii="Times New Roman" w:hAnsi="Times New Roman" w:cs="Times New Roman"/>
+          <w:sz w:val="24"/>
+          <w:szCs w:val="24"/>
+        </w:rPr>
+        <w:tab/>
+      </w:r>
+      <w:r>
+        <w:rPr>
+          <w:rFonts w:ascii="Times New Roman" w:hAnsi="Times New Roman" w:cs="Times New Roman"/>
+          <w:sz w:val="24"/>
+          <w:szCs w:val="24"/>
+          <w:highlight w:val="yellow"/>
+        </w:rPr>
+        <w:t>active_threads=</w:t>
+      </w:r>
+      <w:r>
+        <w:rPr>
+          <w:rFonts w:ascii="Times New Roman" w:hAnsi="Times New Roman" w:cs="Times New Roman"/>
+          <w:b/>
+          <w:bCs/>
+          <w:sz w:val="24"/>
+          <w:szCs w:val="24"/>
+          <w:highlight w:val="yellow"/>
+        </w:rPr>
+        <w:t>5</w:t>
+      </w:r>
+    </w:p>
+    <w:p>
+      <w:pPr>
+        <w:ind w:right="-46"/>
+        <w:rPr>
+          <w:rFonts w:ascii="Times New Roman" w:hAnsi="Times New Roman" w:cs="Times New Roman"/>
+          <w:sz w:val="24"/>
+          <w:szCs w:val="24"/>
+        </w:rPr>
+      </w:pPr>
+      <w:r>
+        <w:rPr>
+          <w:rFonts w:ascii="Times New Roman" w:hAnsi="Times New Roman" w:cs="Times New Roman"/>
+          <w:sz w:val="24"/>
+          <w:szCs w:val="24"/>
+        </w:rPr>
+        <w:t>EVENT=CONNECTION_START</w:t>
+      </w:r>
+      <w:r>
+        <w:rPr>
+          <w:rFonts w:ascii="Times New Roman" w:hAnsi="Times New Roman" w:cs="Times New Roman"/>
+          <w:sz w:val="24"/>
+          <w:szCs w:val="24"/>
+        </w:rPr>
+        <w:tab/>
+        <w:t>time=2026-04-26 18:29:01</w:t>
+      </w:r>
+      <w:r>
+        <w:rPr>
+          <w:rFonts w:ascii="Times New Roman" w:hAnsi="Times New Roman" w:cs="Times New Roman"/>
+          <w:sz w:val="24"/>
+          <w:szCs w:val="24"/>
+        </w:rPr>
+        <w:tab/>
+        <w:t>connection_id=31</w:t>
+      </w:r>
+      <w:r>
+        <w:rPr>
+          <w:rFonts w:ascii="Times New Roman" w:hAnsi="Times New Roman" w:cs="Times New Roman"/>
+          <w:sz w:val="24"/>
+          <w:szCs w:val="24"/>
+        </w:rPr>
+        <w:tab/>
+        <w:t>thread=client-31</w:t>
+      </w:r>
+      <w:r>
+        <w:rPr>
+          <w:rFonts w:ascii="Times New Roman" w:hAnsi="Times New Roman" w:cs="Times New Roman"/>
+          <w:sz w:val="24"/>
+          <w:szCs w:val="24"/>
+        </w:rPr>
+        <w:tab/>
+        <w:t>client=127.0.0.1:55725</w:t>
+      </w:r>
+      <w:r>
+        <w:rPr>
+          <w:rFonts w:ascii="Times New Roman" w:hAnsi="Times New Roman" w:cs="Times New Roman"/>
+          <w:sz w:val="24"/>
+          <w:szCs w:val="24"/>
+        </w:rPr>
+        <w:tab/>
+      </w:r>
+      <w:r>
+        <w:rPr>
+          <w:rFonts w:ascii="Times New Roman" w:hAnsi="Times New Roman" w:cs="Times New Roman"/>
+          <w:sz w:val="24"/>
+          <w:szCs w:val="24"/>
+          <w:highlight w:val="yellow"/>
+        </w:rPr>
+        <w:t>active_threads=</w:t>
+      </w:r>
+      <w:r>
+        <w:rPr>
+          <w:rFonts w:ascii="Times New Roman" w:hAnsi="Times New Roman" w:cs="Times New Roman"/>
+          <w:b/>
+          <w:bCs/>
+          <w:sz w:val="24"/>
+          <w:szCs w:val="24"/>
+          <w:highlight w:val="yellow"/>
+        </w:rPr>
+        <w:t>6</w:t>
+      </w:r>
+    </w:p>
+    <w:p>
+      <w:pPr>
+        <w:ind w:right="-46"/>
+        <w:rPr>
+          <w:rFonts w:ascii="Times New Roman" w:hAnsi="Times New Roman" w:cs="Times New Roman"/>
+          <w:sz w:val="24"/>
+          <w:szCs w:val="24"/>
+        </w:rPr>
+      </w:pPr>
+      <w:r>
+        <w:rPr>
+          <w:rFonts w:ascii="Times New Roman" w:hAnsi="Times New Roman" w:cs="Times New Roman"/>
+          <w:sz w:val="24"/>
+          <w:szCs w:val="24"/>
+        </w:rPr>
+        <w:t>EVENT=REQUEST</w:t>
+      </w:r>
+      <w:r>
+        <w:rPr>
+          <w:rFonts w:ascii="Times New Roman" w:hAnsi="Times New Roman" w:cs="Times New Roman"/>
+          <w:sz w:val="24"/>
+          <w:szCs w:val="24"/>
+        </w:rPr>
+        <w:tab/>
+        <w:t>time=2026-04-26 18:29:01</w:t>
+      </w:r>
+      <w:r>
+        <w:rPr>
+          <w:rFonts w:ascii="Times New Roman" w:hAnsi="Times New Roman" w:cs="Times New Roman"/>
+          <w:sz w:val="24"/>
+          <w:szCs w:val="24"/>
+        </w:rPr>
+        <w:tab/>
+        <w:t>connection_id=27</w:t>
+      </w:r>
+      <w:r>
+        <w:rPr>
+          <w:rFonts w:ascii="Times New Roman" w:hAnsi="Times New Roman" w:cs="Times New Roman"/>
+          <w:sz w:val="24"/>
+          <w:szCs w:val="24"/>
+        </w:rPr>
+        <w:tab/>
+        <w:t>thread=client-27</w:t>
+      </w:r>
+      <w:r>
+        <w:rPr>
+          <w:rFonts w:ascii="Times New Roman" w:hAnsi="Times New Roman" w:cs="Times New Roman"/>
+          <w:sz w:val="24"/>
+          <w:szCs w:val="24"/>
+        </w:rPr>
+        <w:tab/>
+        <w:t>client=127.0.0.1:55721</w:t>
+      </w:r>
+      <w:r>
+        <w:rPr>
+          <w:rFonts w:ascii="Times New Roman" w:hAnsi="Times New Roman" w:cs="Times New Roman"/>
+          <w:sz w:val="24"/>
+          <w:szCs w:val="24"/>
+        </w:rPr>
+        <w:tab/>
+        <w:t>method=GET</w:t>
+      </w:r>
+      <w:r>
+        <w:rPr>
+          <w:rFonts w:ascii="Times New Roman" w:hAnsi="Times New Roman" w:cs="Times New Roman"/>
+          <w:sz w:val="24"/>
+          <w:szCs w:val="24"/>
+        </w:rPr>
+        <w:tab/>
+        <w:t>target=/index.html</w:t>
+      </w:r>
+      <w:r>
+        <w:rPr>
+          <w:rFonts w:ascii="Times New Roman" w:hAnsi="Times New Roman" w:cs="Times New Roman"/>
+          <w:sz w:val="24"/>
+          <w:szCs w:val="24"/>
+        </w:rPr>
+        <w:tab/>
+        <w:t>version=HTTP/1.1</w:t>
+      </w:r>
+      <w:r>
+        <w:rPr>
+          <w:rFonts w:ascii="Times New Roman" w:hAnsi="Times New Roman" w:cs="Times New Roman"/>
+          <w:sz w:val="24"/>
+          <w:szCs w:val="24"/>
+        </w:rPr>
+        <w:tab/>
+        <w:t>status_code=200</w:t>
+      </w:r>
+      <w:r>
+        <w:rPr>
+          <w:rFonts w:ascii="Times New Roman" w:hAnsi="Times New Roman" w:cs="Times New Roman"/>
+          <w:sz w:val="24"/>
+          <w:szCs w:val="24"/>
+        </w:rPr>
+        <w:tab/>
+        <w:t>status_text=OK</w:t>
+      </w:r>
+      <w:r>
+        <w:rPr>
+          <w:rFonts w:ascii="Times New Roman" w:hAnsi="Times New Roman" w:cs="Times New Roman"/>
+          <w:sz w:val="24"/>
+          <w:szCs w:val="24"/>
+        </w:rPr>
+        <w:tab/>
+        <w:t>persistent=True</w:t>
+      </w:r>
+    </w:p>
+    <w:p>
+      <w:pPr>
+        <w:ind w:right="-46"/>
+        <w:rPr>
+          <w:rFonts w:ascii="Times New Roman" w:hAnsi="Times New Roman" w:cs="Times New Roman"/>
+          <w:sz w:val="24"/>
+          <w:szCs w:val="24"/>
+        </w:rPr>
+      </w:pPr>
+      <w:r>
+        <w:rPr>
+          <w:rFonts w:ascii="Times New Roman" w:hAnsi="Times New Roman" w:cs="Times New Roman"/>
+          <w:sz w:val="24"/>
+          <w:szCs w:val="24"/>
+        </w:rPr>
+        <w:t>EVENT=REQUEST</w:t>
+      </w:r>
+      <w:r>
+        <w:rPr>
+          <w:rFonts w:ascii="Times New Roman" w:hAnsi="Times New Roman" w:cs="Times New Roman"/>
+          <w:sz w:val="24"/>
+          <w:szCs w:val="24"/>
+        </w:rPr>
+        <w:tab/>
+        <w:t>time=2026-04-26 18:29:01</w:t>
+      </w:r>
+      <w:r>
+        <w:rPr>
+          <w:rFonts w:ascii="Times New Roman" w:hAnsi="Times New Roman" w:cs="Times New Roman"/>
+          <w:sz w:val="24"/>
+          <w:szCs w:val="24"/>
+        </w:rPr>
+        <w:tab/>
+        <w:t>connection_id=28</w:t>
+      </w:r>
+      <w:r>
+        <w:rPr>
+          <w:rFonts w:ascii="Times New Roman" w:hAnsi="Times New Roman" w:cs="Times New Roman"/>
+          <w:sz w:val="24"/>
+          <w:szCs w:val="24"/>
+        </w:rPr>
+        <w:tab/>
+        <w:t>thread=client-28</w:t>
+      </w:r>
+      <w:r>
+        <w:rPr>
+          <w:rFonts w:ascii="Times New Roman" w:hAnsi="Times New Roman" w:cs="Times New Roman"/>
+          <w:sz w:val="24"/>
+          <w:szCs w:val="24"/>
+        </w:rPr>
+        <w:tab/>
+        <w:t>client=127.0.0.1:55722</w:t>
+      </w:r>
+      <w:r>
+        <w:rPr>
+          <w:rFonts w:ascii="Times New Roman" w:hAnsi="Times New Roman" w:cs="Times New Roman"/>
+          <w:sz w:val="24"/>
+          <w:szCs w:val="24"/>
+        </w:rPr>
+        <w:tab/>
+        <w:t>method=GET</w:t>
+      </w:r>
+      <w:r>
+        <w:rPr>
+          <w:rFonts w:ascii="Times New Roman" w:hAnsi="Times New Roman" w:cs="Times New Roman"/>
+          <w:sz w:val="24"/>
+          <w:szCs w:val="24"/>
+        </w:rPr>
+        <w:tab/>
+        <w:t>target=/index.html</w:t>
+      </w:r>
+      <w:r>
+        <w:rPr>
+          <w:rFonts w:ascii="Times New Roman" w:hAnsi="Times New Roman" w:cs="Times New Roman"/>
+          <w:sz w:val="24"/>
+          <w:szCs w:val="24"/>
+        </w:rPr>
+        <w:tab/>
+        <w:t>version=HTTP/1.1</w:t>
+      </w:r>
+      <w:r>
+        <w:rPr>
+          <w:rFonts w:ascii="Times New Roman" w:hAnsi="Times New Roman" w:cs="Times New Roman"/>
+          <w:sz w:val="24"/>
+          <w:szCs w:val="24"/>
+        </w:rPr>
+        <w:tab/>
+        <w:t>status_code=200</w:t>
+      </w:r>
+      <w:r>
+        <w:rPr>
+          <w:rFonts w:ascii="Times New Roman" w:hAnsi="Times New Roman" w:cs="Times New Roman"/>
+          <w:sz w:val="24"/>
+          <w:szCs w:val="24"/>
+        </w:rPr>
+        <w:tab/>
+        <w:t>status_text=OK</w:t>
+      </w:r>
+      <w:r>
+        <w:rPr>
+          <w:rFonts w:ascii="Times New Roman" w:hAnsi="Times New Roman" w:cs="Times New Roman"/>
+          <w:sz w:val="24"/>
+          <w:szCs w:val="24"/>
+        </w:rPr>
+        <w:tab/>
+        <w:t>persistent=True</w:t>
+      </w:r>
+    </w:p>
+    <w:p>
+      <w:pPr>
+        <w:ind w:right="-46"/>
+        <w:rPr>
+          <w:rFonts w:ascii="Times New Roman" w:hAnsi="Times New Roman" w:cs="Times New Roman"/>
+          <w:sz w:val="24"/>
+          <w:szCs w:val="24"/>
+        </w:rPr>
+      </w:pPr>
+      <w:r>
+        <w:rPr>
+          <w:rFonts w:ascii="Times New Roman" w:hAnsi="Times New Roman" w:cs="Times New Roman"/>
+          <w:sz w:val="24"/>
+          <w:szCs w:val="24"/>
+        </w:rPr>
+        <w:t>EVENT=CONNECTION_END</w:t>
+      </w:r>
+      <w:r>
+        <w:rPr>
+          <w:rFonts w:ascii="Times New Roman" w:hAnsi="Times New Roman" w:cs="Times New Roman"/>
+          <w:sz w:val="24"/>
+          <w:szCs w:val="24"/>
+        </w:rPr>
+        <w:tab/>
+        <w:t>time=2026-04-26 18:29:01</w:t>
+      </w:r>
+      <w:r>
+        <w:rPr>
+          <w:rFonts w:ascii="Times New Roman" w:hAnsi="Times New Roman" w:cs="Times New Roman"/>
+          <w:sz w:val="24"/>
+          <w:szCs w:val="24"/>
+        </w:rPr>
+        <w:tab/>
+        <w:t>connection_id=28</w:t>
+      </w:r>
+      <w:r>
+        <w:rPr>
+          <w:rFonts w:ascii="Times New Roman" w:hAnsi="Times New Roman" w:cs="Times New Roman"/>
+          <w:sz w:val="24"/>
+          <w:szCs w:val="24"/>
+        </w:rPr>
+        <w:tab/>
+        <w:t>thread=client-28</w:t>
+      </w:r>
+      <w:r>
+        <w:rPr>
+          <w:rFonts w:ascii="Times New Roman" w:hAnsi="Times New Roman" w:cs="Times New Roman"/>
+          <w:sz w:val="24"/>
+          <w:szCs w:val="24"/>
+        </w:rPr>
+        <w:tab/>
+        <w:t>client=127.0.0.1:55722</w:t>
+      </w:r>
+      <w:r>
+        <w:rPr>
+          <w:rFonts w:ascii="Times New Roman" w:hAnsi="Times New Roman" w:cs="Times New Roman"/>
+          <w:sz w:val="24"/>
+          <w:szCs w:val="24"/>
+        </w:rPr>
+        <w:tab/>
+        <w:t>total_requests=1</w:t>
+      </w:r>
+      <w:r>
+        <w:rPr>
+          <w:rFonts w:ascii="Times New Roman" w:hAnsi="Times New Roman" w:cs="Times New Roman"/>
+          <w:sz w:val="24"/>
+          <w:szCs w:val="24"/>
+        </w:rPr>
+        <w:tab/>
+        <w:t>reason=client_closed_connection</w:t>
+      </w:r>
+    </w:p>
+    <w:p>
+      <w:pPr>
+        <w:ind w:right="-46"/>
+        <w:rPr>
+          <w:rFonts w:ascii="Times New Roman" w:hAnsi="Times New Roman" w:cs="Times New Roman"/>
+          <w:sz w:val="24"/>
+          <w:szCs w:val="24"/>
+        </w:rPr>
+      </w:pPr>
+      <w:r>
+        <w:rPr>
+          <w:rFonts w:ascii="Times New Roman" w:hAnsi="Times New Roman" w:cs="Times New Roman"/>
+          <w:sz w:val="24"/>
+          <w:szCs w:val="24"/>
+        </w:rPr>
+        <w:t>EVENT=REQUEST</w:t>
+      </w:r>
+      <w:r>
+        <w:rPr>
+          <w:rFonts w:ascii="Times New Roman" w:hAnsi="Times New Roman" w:cs="Times New Roman"/>
+          <w:sz w:val="24"/>
+          <w:szCs w:val="24"/>
+        </w:rPr>
+        <w:tab/>
+        <w:t>time=2026-04-26 18:29:01</w:t>
+      </w:r>
+      <w:r>
+        <w:rPr>
+          <w:rFonts w:ascii="Times New Roman" w:hAnsi="Times New Roman" w:cs="Times New Roman"/>
+          <w:sz w:val="24"/>
+          <w:szCs w:val="24"/>
+        </w:rPr>
+        <w:tab/>
+        <w:t>connection_id=30</w:t>
+      </w:r>
+      <w:r>
+        <w:rPr>
+          <w:rFonts w:ascii="Times New Roman" w:hAnsi="Times New Roman" w:cs="Times New Roman"/>
+          <w:sz w:val="24"/>
+          <w:szCs w:val="24"/>
+        </w:rPr>
+        <w:tab/>
+        <w:t>thread=client-30</w:t>
+      </w:r>
+      <w:r>
+        <w:rPr>
+          <w:rFonts w:ascii="Times New Roman" w:hAnsi="Times New Roman" w:cs="Times New Roman"/>
+          <w:sz w:val="24"/>
+          <w:szCs w:val="24"/>
+        </w:rPr>
+        <w:tab/>
+        <w:t>client=127.0.0.1:55724</w:t>
+      </w:r>
+      <w:r>
+        <w:rPr>
+          <w:rFonts w:ascii="Times New Roman" w:hAnsi="Times New Roman" w:cs="Times New Roman"/>
+          <w:sz w:val="24"/>
+          <w:szCs w:val="24"/>
+        </w:rPr>
+        <w:tab/>
+        <w:t>method=GET</w:t>
+      </w:r>
+      <w:r>
+        <w:rPr>
+          <w:rFonts w:ascii="Times New Roman" w:hAnsi="Times New Roman" w:cs="Times New Roman"/>
+          <w:sz w:val="24"/>
+          <w:szCs w:val="24"/>
+        </w:rPr>
+        <w:tab/>
+        <w:t>target=/index.html</w:t>
+      </w:r>
+      <w:r>
+        <w:rPr>
+          <w:rFonts w:ascii="Times New Roman" w:hAnsi="Times New Roman" w:cs="Times New Roman"/>
+          <w:sz w:val="24"/>
+          <w:szCs w:val="24"/>
+        </w:rPr>
+        <w:tab/>
+        <w:t>version=HTTP/1.1</w:t>
+      </w:r>
+      <w:r>
+        <w:rPr>
+          <w:rFonts w:ascii="Times New Roman" w:hAnsi="Times New Roman" w:cs="Times New Roman"/>
+          <w:sz w:val="24"/>
+          <w:szCs w:val="24"/>
+        </w:rPr>
+        <w:tab/>
+        <w:t>status_code=200</w:t>
+      </w:r>
+      <w:r>
+        <w:rPr>
+          <w:rFonts w:ascii="Times New Roman" w:hAnsi="Times New Roman" w:cs="Times New Roman"/>
+          <w:sz w:val="24"/>
+          <w:szCs w:val="24"/>
+        </w:rPr>
+        <w:tab/>
+        <w:t>status_text=OK</w:t>
+      </w:r>
+      <w:r>
+        <w:rPr>
+          <w:rFonts w:ascii="Times New Roman" w:hAnsi="Times New Roman" w:cs="Times New Roman"/>
+          <w:sz w:val="24"/>
+          <w:szCs w:val="24"/>
+        </w:rPr>
+        <w:tab/>
+        <w:t>persistent=True</w:t>
+      </w:r>
+    </w:p>
+    <w:p>
+      <w:pPr>
+        <w:ind w:right="-46"/>
+        <w:rPr>
+          <w:rFonts w:ascii="Times New Roman" w:hAnsi="Times New Roman" w:cs="Times New Roman"/>
+          <w:sz w:val="24"/>
+          <w:szCs w:val="24"/>
+        </w:rPr>
+      </w:pPr>
+      <w:r>
+        <w:rPr>
+          <w:rFonts w:ascii="Times New Roman" w:hAnsi="Times New Roman" w:cs="Times New Roman"/>
+          <w:sz w:val="24"/>
+          <w:szCs w:val="24"/>
+        </w:rPr>
+        <w:t>EVENT=REQUEST</w:t>
+      </w:r>
+      <w:r>
+        <w:rPr>
+          <w:rFonts w:ascii="Times New Roman" w:hAnsi="Times New Roman" w:cs="Times New Roman"/>
+          <w:sz w:val="24"/>
+          <w:szCs w:val="24"/>
+        </w:rPr>
+        <w:tab/>
+        <w:t>time=2026-04-26 18:29:01</w:t>
+      </w:r>
+      <w:r>
+        <w:rPr>
+          <w:rFonts w:ascii="Times New Roman" w:hAnsi="Times New Roman" w:cs="Times New Roman"/>
+          <w:sz w:val="24"/>
+          <w:szCs w:val="24"/>
+        </w:rPr>
+        <w:tab/>
+        <w:t>connection_id=31</w:t>
+      </w:r>
+      <w:r>
+        <w:rPr>
+          <w:rFonts w:ascii="Times New Roman" w:hAnsi="Times New Roman" w:cs="Times New Roman"/>
+          <w:sz w:val="24"/>
+          <w:szCs w:val="24"/>
+        </w:rPr>
+        <w:tab/>
+        <w:t>thread=client-31</w:t>
+      </w:r>
+      <w:r>
+        <w:rPr>
+          <w:rFonts w:ascii="Times New Roman" w:hAnsi="Times New Roman" w:cs="Times New Roman"/>
+          <w:sz w:val="24"/>
+          <w:szCs w:val="24"/>
+        </w:rPr>
+        <w:tab/>
+        <w:t>client=127.0.0.1:55725</w:t>
+      </w:r>
+      <w:r>
+        <w:rPr>
+          <w:rFonts w:ascii="Times New Roman" w:hAnsi="Times New Roman" w:cs="Times New Roman"/>
+          <w:sz w:val="24"/>
+          <w:szCs w:val="24"/>
+        </w:rPr>
+        <w:tab/>
+        <w:t>method=GET</w:t>
+      </w:r>
+      <w:r>
+        <w:rPr>
+          <w:rFonts w:ascii="Times New Roman" w:hAnsi="Times New Roman" w:cs="Times New Roman"/>
+          <w:sz w:val="24"/>
+          <w:szCs w:val="24"/>
+        </w:rPr>
+        <w:tab/>
+        <w:t>target=/index.html</w:t>
+      </w:r>
+      <w:r>
+        <w:rPr>
+          <w:rFonts w:ascii="Times New Roman" w:hAnsi="Times New Roman" w:cs="Times New Roman"/>
+          <w:sz w:val="24"/>
+          <w:szCs w:val="24"/>
+        </w:rPr>
+        <w:tab/>
+        <w:t>version=HTTP/1.1</w:t>
+      </w:r>
+      <w:r>
+        <w:rPr>
+          <w:rFonts w:ascii="Times New Roman" w:hAnsi="Times New Roman" w:cs="Times New Roman"/>
+          <w:sz w:val="24"/>
+          <w:szCs w:val="24"/>
+        </w:rPr>
+        <w:tab/>
+        <w:t>status_code=200</w:t>
+      </w:r>
+      <w:r>
+        <w:rPr>
+          <w:rFonts w:ascii="Times New Roman" w:hAnsi="Times New Roman" w:cs="Times New Roman"/>
+          <w:sz w:val="24"/>
+          <w:szCs w:val="24"/>
+        </w:rPr>
+        <w:tab/>
+        <w:t>status_text=OK</w:t>
+      </w:r>
+      <w:r>
+        <w:rPr>
+          <w:rFonts w:ascii="Times New Roman" w:hAnsi="Times New Roman" w:cs="Times New Roman"/>
+          <w:sz w:val="24"/>
+          <w:szCs w:val="24"/>
+        </w:rPr>
+        <w:tab/>
+        <w:t>persistent=True</w:t>
+      </w:r>
+    </w:p>
+    <w:p>
+      <w:pPr>
+        <w:ind w:right="-46"/>
+        <w:rPr>
+          <w:rFonts w:ascii="Times New Roman" w:hAnsi="Times New Roman" w:cs="Times New Roman"/>
+          <w:sz w:val="24"/>
+          <w:szCs w:val="24"/>
+        </w:rPr>
+      </w:pPr>
+      <w:r>
+        <w:rPr>
+          <w:rFonts w:ascii="Times New Roman" w:hAnsi="Times New Roman" w:cs="Times New Roman"/>
+          <w:sz w:val="24"/>
+          <w:szCs w:val="24"/>
+        </w:rPr>
+        <w:t>EVENT=CONNECTION_END</w:t>
+      </w:r>
+      <w:r>
+        <w:rPr>
+          <w:rFonts w:ascii="Times New Roman" w:hAnsi="Times New Roman" w:cs="Times New Roman"/>
+          <w:sz w:val="24"/>
+          <w:szCs w:val="24"/>
+        </w:rPr>
+        <w:tab/>
+        <w:t>time=2026-04-26 18:29:01</w:t>
+      </w:r>
+      <w:r>
+        <w:rPr>
+          <w:rFonts w:ascii="Times New Roman" w:hAnsi="Times New Roman" w:cs="Times New Roman"/>
+          <w:sz w:val="24"/>
+          <w:szCs w:val="24"/>
+        </w:rPr>
+        <w:tab/>
+        <w:t>connection_id=27</w:t>
+      </w:r>
+      <w:r>
+        <w:rPr>
+          <w:rFonts w:ascii="Times New Roman" w:hAnsi="Times New Roman" w:cs="Times New Roman"/>
+          <w:sz w:val="24"/>
+          <w:szCs w:val="24"/>
+        </w:rPr>
+        <w:tab/>
+        <w:t>thread=client-27</w:t>
+      </w:r>
+      <w:r>
+        <w:rPr>
+          <w:rFonts w:ascii="Times New Roman" w:hAnsi="Times New Roman" w:cs="Times New Roman"/>
+          <w:sz w:val="24"/>
+          <w:szCs w:val="24"/>
+        </w:rPr>
+        <w:tab/>
+        <w:t>client=127.0.0.1:55721</w:t>
+      </w:r>
+      <w:r>
+        <w:rPr>
+          <w:rFonts w:ascii="Times New Roman" w:hAnsi="Times New Roman" w:cs="Times New Roman"/>
+          <w:sz w:val="24"/>
+          <w:szCs w:val="24"/>
+        </w:rPr>
+        <w:tab/>
+        <w:t>total_requests=1</w:t>
+      </w:r>
+      <w:r>
+        <w:rPr>
+          <w:rFonts w:ascii="Times New Roman" w:hAnsi="Times New Roman" w:cs="Times New Roman"/>
+          <w:sz w:val="24"/>
+          <w:szCs w:val="24"/>
+        </w:rPr>
+        <w:tab/>
+        <w:t>reason=client_closed_connection</w:t>
+      </w:r>
+    </w:p>
+    <w:p>
+      <w:pPr>
+        <w:ind w:right="-46"/>
+        <w:rPr>
+          <w:rFonts w:ascii="Times New Roman" w:hAnsi="Times New Roman" w:cs="Times New Roman"/>
+          <w:sz w:val="24"/>
+          <w:szCs w:val="24"/>
+        </w:rPr>
+      </w:pPr>
+      <w:r>
+        <w:rPr>
+          <w:rFonts w:ascii="Times New Roman" w:hAnsi="Times New Roman" w:cs="Times New Roman"/>
+          <w:sz w:val="24"/>
+          <w:szCs w:val="24"/>
+        </w:rPr>
+        <w:t>EVENT=REQUEST</w:t>
+      </w:r>
+      <w:r>
+        <w:rPr>
+          <w:rFonts w:ascii="Times New Roman" w:hAnsi="Times New Roman" w:cs="Times New Roman"/>
+          <w:sz w:val="24"/>
+          <w:szCs w:val="24"/>
+        </w:rPr>
+        <w:tab/>
+        <w:t>time=2026-04-26 18:29:01</w:t>
+      </w:r>
+      <w:r>
+        <w:rPr>
+          <w:rFonts w:ascii="Times New Roman" w:hAnsi="Times New Roman" w:cs="Times New Roman"/>
+          <w:sz w:val="24"/>
+          <w:szCs w:val="24"/>
+        </w:rPr>
+        <w:tab/>
+        <w:t>connection_id=29</w:t>
+      </w:r>
+      <w:r>
+        <w:rPr>
+          <w:rFonts w:ascii="Times New Roman" w:hAnsi="Times New Roman" w:cs="Times New Roman"/>
+          <w:sz w:val="24"/>
+          <w:szCs w:val="24"/>
+        </w:rPr>
+        <w:tab/>
+        <w:t>thread=client-29</w:t>
+      </w:r>
+      <w:r>
+        <w:rPr>
+          <w:rFonts w:ascii="Times New Roman" w:hAnsi="Times New Roman" w:cs="Times New Roman"/>
+          <w:sz w:val="24"/>
+          <w:szCs w:val="24"/>
+        </w:rPr>
+        <w:tab/>
+        <w:t>client=127.0.0.1:55723</w:t>
+      </w:r>
+      <w:r>
+        <w:rPr>
+          <w:rFonts w:ascii="Times New Roman" w:hAnsi="Times New Roman" w:cs="Times New Roman"/>
+          <w:sz w:val="24"/>
+          <w:szCs w:val="24"/>
+        </w:rPr>
+        <w:tab/>
+        <w:t>method=GET</w:t>
+      </w:r>
+      <w:r>
+        <w:rPr>
+          <w:rFonts w:ascii="Times New Roman" w:hAnsi="Times New Roman" w:cs="Times New Roman"/>
+          <w:sz w:val="24"/>
+          <w:szCs w:val="24"/>
+        </w:rPr>
+        <w:tab/>
+        <w:t>target=/index.html</w:t>
+      </w:r>
+      <w:r>
+        <w:rPr>
+          <w:rFonts w:ascii="Times New Roman" w:hAnsi="Times New Roman" w:cs="Times New Roman"/>
+          <w:sz w:val="24"/>
+          <w:szCs w:val="24"/>
+        </w:rPr>
+        <w:tab/>
+        <w:t>version=HTTP/1.1</w:t>
+      </w:r>
+      <w:r>
+        <w:rPr>
+          <w:rFonts w:ascii="Times New Roman" w:hAnsi="Times New Roman" w:cs="Times New Roman"/>
+          <w:sz w:val="24"/>
+          <w:szCs w:val="24"/>
+        </w:rPr>
+        <w:tab/>
+        <w:t>status_code=200</w:t>
+      </w:r>
+      <w:r>
+        <w:rPr>
+          <w:rFonts w:ascii="Times New Roman" w:hAnsi="Times New Roman" w:cs="Times New Roman"/>
+          <w:sz w:val="24"/>
+          <w:szCs w:val="24"/>
+        </w:rPr>
+        <w:tab/>
+        <w:t>status_text=OK</w:t>
+      </w:r>
+      <w:r>
+        <w:rPr>
+          <w:rFonts w:ascii="Times New Roman" w:hAnsi="Times New Roman" w:cs="Times New Roman"/>
+          <w:sz w:val="24"/>
+          <w:szCs w:val="24"/>
+        </w:rPr>
+        <w:tab/>
+        <w:t>persistent=True</w:t>
+      </w:r>
+    </w:p>
+    <w:p>
+      <w:pPr>
+        <w:ind w:right="-46"/>
+        <w:rPr>
+          <w:rFonts w:ascii="Times New Roman" w:hAnsi="Times New Roman" w:cs="Times New Roman"/>
+          <w:sz w:val="24"/>
+          <w:szCs w:val="24"/>
+        </w:rPr>
+      </w:pPr>
+      <w:r>
+        <w:rPr>
+          <w:rFonts w:ascii="Times New Roman" w:hAnsi="Times New Roman" w:cs="Times New Roman"/>
+          <w:sz w:val="24"/>
+          <w:szCs w:val="24"/>
+        </w:rPr>
+        <w:t>EVENT=CONNECTION_END</w:t>
+      </w:r>
+      <w:r>
+        <w:rPr>
+          <w:rFonts w:ascii="Times New Roman" w:hAnsi="Times New Roman" w:cs="Times New Roman"/>
+          <w:sz w:val="24"/>
+          <w:szCs w:val="24"/>
+        </w:rPr>
+        <w:tab/>
+        <w:t>time=2026-04-26 18:29:01</w:t>
+      </w:r>
+      <w:r>
+        <w:rPr>
+          <w:rFonts w:ascii="Times New Roman" w:hAnsi="Times New Roman" w:cs="Times New Roman"/>
+          <w:sz w:val="24"/>
+          <w:szCs w:val="24"/>
+        </w:rPr>
+        <w:tab/>
+        <w:t>connection_id=30</w:t>
+      </w:r>
+      <w:r>
+        <w:rPr>
+          <w:rFonts w:ascii="Times New Roman" w:hAnsi="Times New Roman" w:cs="Times New Roman"/>
+          <w:sz w:val="24"/>
+          <w:szCs w:val="24"/>
+        </w:rPr>
+        <w:tab/>
+        <w:t>thread=client-30</w:t>
+      </w:r>
+      <w:r>
+        <w:rPr>
+          <w:rFonts w:ascii="Times New Roman" w:hAnsi="Times New Roman" w:cs="Times New Roman"/>
+          <w:sz w:val="24"/>
+          <w:szCs w:val="24"/>
+        </w:rPr>
+        <w:tab/>
+        <w:t>client=127.0.0.1:55724</w:t>
+      </w:r>
+      <w:r>
+        <w:rPr>
+          <w:rFonts w:ascii="Times New Roman" w:hAnsi="Times New Roman" w:cs="Times New Roman"/>
+          <w:sz w:val="24"/>
+          <w:szCs w:val="24"/>
+        </w:rPr>
+        <w:tab/>
+        <w:t>total_requests=1</w:t>
+      </w:r>
+      <w:r>
+        <w:rPr>
+          <w:rFonts w:ascii="Times New Roman" w:hAnsi="Times New Roman" w:cs="Times New Roman"/>
+          <w:sz w:val="24"/>
+          <w:szCs w:val="24"/>
+        </w:rPr>
+        <w:tab/>
+        <w:t>reason=client_closed_connection</w:t>
+      </w:r>
+    </w:p>
+    <w:p>
+      <w:pPr>
+        <w:ind w:right="-46"/>
+        <w:rPr>
+          <w:rFonts w:ascii="Times New Roman" w:hAnsi="Times New Roman" w:cs="Times New Roman"/>
+          <w:sz w:val="24"/>
+          <w:szCs w:val="24"/>
+        </w:rPr>
+      </w:pPr>
+      <w:r>
+        <w:rPr>
+          <w:rFonts w:ascii="Times New Roman" w:hAnsi="Times New Roman" w:cs="Times New Roman"/>
+          <w:sz w:val="24"/>
+          <w:szCs w:val="24"/>
+        </w:rPr>
+        <w:lastRenderedPageBreak/>
+        <w:t>EVENT=CONNECTION_END</w:t>
+      </w:r>
+      <w:r>
+        <w:rPr>
+          <w:rFonts w:ascii="Times New Roman" w:hAnsi="Times New Roman" w:cs="Times New Roman"/>
+          <w:sz w:val="24"/>
+          <w:szCs w:val="24"/>
+        </w:rPr>
+        <w:tab/>
+        <w:t>time=2026-04-26 18:29:01</w:t>
+      </w:r>
+      <w:r>
+        <w:rPr>
+          <w:rFonts w:ascii="Times New Roman" w:hAnsi="Times New Roman" w:cs="Times New Roman"/>
+          <w:sz w:val="24"/>
+          <w:szCs w:val="24"/>
+        </w:rPr>
+        <w:tab/>
+        <w:t>connection_id=31</w:t>
+      </w:r>
+      <w:r>
+        <w:rPr>
+          <w:rFonts w:ascii="Times New Roman" w:hAnsi="Times New Roman" w:cs="Times New Roman"/>
+          <w:sz w:val="24"/>
+          <w:szCs w:val="24"/>
+        </w:rPr>
+        <w:tab/>
+        <w:t>thread=client-31</w:t>
+      </w:r>
+      <w:r>
+        <w:rPr>
+          <w:rFonts w:ascii="Times New Roman" w:hAnsi="Times New Roman" w:cs="Times New Roman"/>
+          <w:sz w:val="24"/>
+          <w:szCs w:val="24"/>
+        </w:rPr>
+        <w:tab/>
+        <w:t>client=127.0.0.1:55725</w:t>
+      </w:r>
+      <w:r>
+        <w:rPr>
+          <w:rFonts w:ascii="Times New Roman" w:hAnsi="Times New Roman" w:cs="Times New Roman"/>
+          <w:sz w:val="24"/>
+          <w:szCs w:val="24"/>
+        </w:rPr>
+        <w:tab/>
+        <w:t>total_requests=1</w:t>
+      </w:r>
+      <w:r>
+        <w:rPr>
+          <w:rFonts w:ascii="Times New Roman" w:hAnsi="Times New Roman" w:cs="Times New Roman"/>
+          <w:sz w:val="24"/>
+          <w:szCs w:val="24"/>
+        </w:rPr>
+        <w:tab/>
+        <w:t>reason=client_closed_connection</w:t>
+      </w:r>
+    </w:p>
+    <w:p>
+      <w:pPr>
+        <w:ind w:right="-46"/>
+        <w:rPr>
+          <w:rFonts w:ascii="Times New Roman" w:hAnsi="Times New Roman" w:cs="Times New Roman"/>
+          <w:sz w:val="24"/>
+          <w:szCs w:val="24"/>
+        </w:rPr>
+      </w:pPr>
+      <w:r>
+        <w:rPr>
+          <w:rFonts w:ascii="Times New Roman" w:hAnsi="Times New Roman" w:cs="Times New Roman"/>
+          <w:sz w:val="24"/>
+          <w:szCs w:val="24"/>
+        </w:rPr>
+        <w:t>EVENT=CONNECTION_END</w:t>
+      </w:r>
+      <w:r>
+        <w:rPr>
+          <w:rFonts w:ascii="Times New Roman" w:hAnsi="Times New Roman" w:cs="Times New Roman"/>
+          <w:sz w:val="24"/>
+          <w:szCs w:val="24"/>
+        </w:rPr>
+        <w:tab/>
+        <w:t>time=2026-04-26 18:29:01</w:t>
+      </w:r>
+      <w:r>
+        <w:rPr>
+          <w:rFonts w:ascii="Times New Roman" w:hAnsi="Times New Roman" w:cs="Times New Roman"/>
+          <w:sz w:val="24"/>
+          <w:szCs w:val="24"/>
+        </w:rPr>
+        <w:tab/>
+        <w:t>connection_id=29</w:t>
+      </w:r>
+      <w:r>
+        <w:rPr>
+          <w:rFonts w:ascii="Times New Roman" w:hAnsi="Times New Roman" w:cs="Times New Roman"/>
+          <w:sz w:val="24"/>
+          <w:szCs w:val="24"/>
+        </w:rPr>
+        <w:tab/>
+        <w:t>thread=client-29</w:t>
+      </w:r>
+      <w:r>
+        <w:rPr>
+          <w:rFonts w:ascii="Times New Roman" w:hAnsi="Times New Roman" w:cs="Times New Roman"/>
+          <w:sz w:val="24"/>
+          <w:szCs w:val="24"/>
+        </w:rPr>
+        <w:tab/>
+        <w:t>client=127.0.0.1:55723</w:t>
+      </w:r>
+      <w:r>
+        <w:rPr>
+          <w:rFonts w:ascii="Times New Roman" w:hAnsi="Times New Roman" w:cs="Times New Roman"/>
+          <w:sz w:val="24"/>
+          <w:szCs w:val="24"/>
+        </w:rPr>
+        <w:tab/>
+        <w:t>total_requests=1</w:t>
+      </w:r>
+      <w:r>
+        <w:rPr>
+          <w:rFonts w:ascii="Times New Roman" w:hAnsi="Times New Roman" w:cs="Times New Roman"/>
+          <w:sz w:val="24"/>
+          <w:szCs w:val="24"/>
+        </w:rPr>
+        <w:tab/>
+        <w:t>reason=client_closed_connection</w:t>
+      </w:r>
     </w:p>
     <w:p>
       <w:pPr>
